--- a/Техническое задание.docx
+++ b/Техническое задание.docx
@@ -1,6 +1,6 @@
 
 <file path=word/document.xml><?xml version="1.0" encoding="utf-8"?>
-<w:document xmlns:wpc="http://schemas.microsoft.com/office/word/2010/wordprocessingCanvas" xmlns:cx="http://schemas.microsoft.com/office/drawing/2014/chartex" xmlns:cx1="http://schemas.microsoft.com/office/drawing/2015/9/8/chartex" xmlns:cx2="http://schemas.microsoft.com/office/drawing/2015/10/21/chartex" xmlns:cx3="http://schemas.microsoft.com/office/drawing/2016/5/9/chartex" xmlns:cx4="http://schemas.microsoft.com/office/drawing/2016/5/10/chartex" xmlns:cx5="http://schemas.microsoft.com/office/drawing/2016/5/11/chartex" xmlns:cx6="http://schemas.microsoft.com/office/drawing/2016/5/12/chartex" xmlns:cx7="http://schemas.microsoft.com/office/drawing/2016/5/13/chartex" xmlns:cx8="http://schemas.microsoft.com/office/drawing/2016/5/14/chartex" xmlns:mc="http://schemas.openxmlformats.org/markup-compatibility/2006" xmlns:aink="http://schemas.microsoft.com/office/drawing/2016/ink" xmlns:am3d="http://schemas.microsoft.com/office/drawing/2017/model3d" xmlns:o="urn:schemas-microsoft-com:office:office" xmlns:oel="http://schemas.microsoft.com/office/2019/extlst" xmlns:r="http://schemas.openxmlformats.org/officeDocument/2006/relationships" xmlns:m="http://schemas.openxmlformats.org/officeDocument/2006/math" xmlns:v="urn:schemas-microsoft-com:vml" xmlns:wp14="http://schemas.microsoft.com/office/word/2010/wordprocessingDrawing" xmlns:wp="http://schemas.openxmlformats.org/drawingml/2006/wordprocessingDrawing" xmlns:w10="urn:schemas-microsoft-com:office:word" xmlns:w="http://schemas.openxmlformats.org/wordprocessingml/2006/main" xmlns:w14="http://schemas.microsoft.com/office/word/2010/wordml" xmlns:w15="http://schemas.microsoft.com/office/word/2012/wordml" xmlns:w16cex="http://schemas.microsoft.com/office/word/2018/wordml/cex" xmlns:w16cid="http://schemas.microsoft.com/office/word/2016/wordml/cid" xmlns:w16="http://schemas.microsoft.com/office/word/2018/wordml" xmlns:w16du="http://schemas.microsoft.com/office/word/2023/wordml/word16du" xmlns:w16sdtdh="http://schemas.microsoft.com/office/word/2020/wordml/sdtdatahash" xmlns:w16sdtfl="http://schemas.microsoft.com/office/word/2024/wordml/sdtformatlock" xmlns:w16se="http://schemas.microsoft.com/office/word/2015/wordml/symex" xmlns:wpg="http://schemas.microsoft.com/office/word/2010/wordprocessingGroup" xmlns:wpi="http://schemas.microsoft.com/office/word/2010/wordprocessingInk" xmlns:wne="http://schemas.microsoft.com/office/word/2006/wordml" xmlns:wps="http://schemas.microsoft.com/office/word/2010/wordprocessingShape" mc:Ignorable="w14 w15 w16se w16cid w16 w16cex w16sdtdh w16sdtfl w16du wp14">
+<w:document xmlns:wpc="http://schemas.microsoft.com/office/word/2010/wordprocessingCanvas" xmlns:cx="http://schemas.microsoft.com/office/drawing/2014/chartex" xmlns:cx1="http://schemas.microsoft.com/office/drawing/2015/9/8/chartex" xmlns:mc="http://schemas.openxmlformats.org/markup-compatibility/2006" xmlns:o="urn:schemas-microsoft-com:office:office" xmlns:r="http://schemas.openxmlformats.org/officeDocument/2006/relationships" xmlns:m="http://schemas.openxmlformats.org/officeDocument/2006/math" xmlns:v="urn:schemas-microsoft-com:vml" xmlns:wp14="http://schemas.microsoft.com/office/word/2010/wordprocessingDrawing" xmlns:wp="http://schemas.openxmlformats.org/drawingml/2006/wordprocessingDrawing" xmlns:w10="urn:schemas-microsoft-com:office:word" xmlns:w="http://schemas.openxmlformats.org/wordprocessingml/2006/main" xmlns:w14="http://schemas.microsoft.com/office/word/2010/wordml" xmlns:w15="http://schemas.microsoft.com/office/word/2012/wordml" xmlns:w16se="http://schemas.microsoft.com/office/word/2015/wordml/symex" xmlns:wpg="http://schemas.microsoft.com/office/word/2010/wordprocessingGroup" xmlns:wpi="http://schemas.microsoft.com/office/word/2010/wordprocessingInk" xmlns:wne="http://schemas.microsoft.com/office/word/2006/wordml" xmlns:wps="http://schemas.microsoft.com/office/word/2010/wordprocessingShape" mc:Ignorable="w14 w15 w16se wp14">
   <w:body>
     <w:p>
       <w:pPr>
@@ -10,6 +10,8 @@
           <w:numId w:val="8"/>
         </w:numPr>
         <w:spacing w:after="0" w:line="360" w:lineRule="auto"/>
+        <w:ind w:left="0" w:firstLine="709"/>
+        <w:contextualSpacing w:val="0"/>
         <w:jc w:val="both"/>
         <w:rPr>
           <w:rFonts w:cs="Times New Roman"/>
@@ -96,6 +98,8 @@
           <w:numId w:val="9"/>
         </w:numPr>
         <w:spacing w:after="0" w:line="360" w:lineRule="auto"/>
+        <w:ind w:left="0" w:firstLine="709"/>
+        <w:contextualSpacing w:val="0"/>
         <w:jc w:val="both"/>
         <w:rPr>
           <w:rFonts w:cs="Times New Roman"/>
@@ -118,6 +122,8 @@
           <w:numId w:val="9"/>
         </w:numPr>
         <w:spacing w:after="0" w:line="360" w:lineRule="auto"/>
+        <w:ind w:left="0" w:firstLine="709"/>
+        <w:contextualSpacing w:val="0"/>
         <w:jc w:val="both"/>
         <w:rPr>
           <w:rFonts w:cs="Times New Roman"/>
@@ -140,6 +146,8 @@
           <w:numId w:val="9"/>
         </w:numPr>
         <w:spacing w:after="0" w:line="360" w:lineRule="auto"/>
+        <w:ind w:left="0" w:firstLine="709"/>
+        <w:contextualSpacing w:val="0"/>
         <w:jc w:val="both"/>
         <w:rPr>
           <w:rFonts w:cs="Times New Roman"/>
@@ -152,50 +160,6 @@
           <w:szCs w:val="28"/>
         </w:rPr>
         <w:t>Уметь выдавать список студентов</w:t>
-      </w:r>
-    </w:p>
-    <w:p>
-      <w:pPr>
-        <w:pStyle w:val="a7"/>
-        <w:numPr>
-          <w:ilvl w:val="0"/>
-          <w:numId w:val="9"/>
-        </w:numPr>
-        <w:spacing w:after="0" w:line="360" w:lineRule="auto"/>
-        <w:jc w:val="both"/>
-        <w:rPr>
-          <w:rFonts w:cs="Times New Roman"/>
-          <w:szCs w:val="28"/>
-        </w:rPr>
-      </w:pPr>
-      <w:r>
-        <w:rPr>
-          <w:rFonts w:cs="Times New Roman"/>
-          <w:szCs w:val="28"/>
-        </w:rPr>
-        <w:t>Проверять корректность работы, функционала</w:t>
-      </w:r>
-    </w:p>
-    <w:p>
-      <w:pPr>
-        <w:pStyle w:val="a7"/>
-        <w:numPr>
-          <w:ilvl w:val="0"/>
-          <w:numId w:val="9"/>
-        </w:numPr>
-        <w:spacing w:after="0" w:line="360" w:lineRule="auto"/>
-        <w:jc w:val="both"/>
-        <w:rPr>
-          <w:rFonts w:cs="Times New Roman"/>
-          <w:szCs w:val="28"/>
-        </w:rPr>
-      </w:pPr>
-      <w:r>
-        <w:rPr>
-          <w:rFonts w:cs="Times New Roman"/>
-          <w:szCs w:val="28"/>
-        </w:rPr>
-        <w:t>Описание проектируемых классов</w:t>
       </w:r>
     </w:p>
     <w:p>
@@ -206,6 +170,8 @@
           <w:numId w:val="8"/>
         </w:numPr>
         <w:spacing w:after="0" w:line="360" w:lineRule="auto"/>
+        <w:ind w:left="0" w:firstLine="709"/>
+        <w:contextualSpacing w:val="0"/>
         <w:jc w:val="both"/>
         <w:rPr>
           <w:rFonts w:cs="Times New Roman"/>
@@ -257,22 +223,7 @@
           <w:rFonts w:cs="Times New Roman"/>
           <w:szCs w:val="28"/>
         </w:rPr>
-        <w:t>Название класса</w:t>
-      </w:r>
-      <w:r>
-        <w:rPr>
-          <w:rFonts w:cs="Times New Roman"/>
-          <w:szCs w:val="28"/>
-          <w:lang w:val="en-US"/>
-        </w:rPr>
-        <w:t>:</w:t>
-      </w:r>
-      <w:r>
-        <w:rPr>
-          <w:rFonts w:cs="Times New Roman"/>
-          <w:szCs w:val="28"/>
-        </w:rPr>
-        <w:t xml:space="preserve"> </w:t>
+        <w:t xml:space="preserve">Название класса: </w:t>
       </w:r>
       <w:r>
         <w:rPr>
@@ -300,7 +251,6 @@
         <w:rPr>
           <w:rFonts w:cs="Times New Roman"/>
           <w:szCs w:val="28"/>
-          <w:lang w:val="en-US"/>
         </w:rPr>
       </w:pPr>
       <w:r>
@@ -393,17 +343,30 @@
           <w14:ligatures w14:val="none"/>
         </w:rPr>
       </w:pPr>
-      <w:r>
-        <w:rPr>
-          <w:rFonts w:eastAsia="Times New Roman" w:cs="Times New Roman"/>
-          <w:color w:val="0F1115"/>
-          <w:kern w:val="0"/>
-          <w:szCs w:val="28"/>
-          <w:lang w:val="en-US" w:eastAsia="ru-RU"/>
-          <w14:ligatures w14:val="none"/>
-        </w:rPr>
-        <w:t>Private</w:t>
-      </w:r>
+      <w:proofErr w:type="gramStart"/>
+      <w:r>
+        <w:rPr>
+          <w:rFonts w:eastAsia="Times New Roman" w:cs="Times New Roman"/>
+          <w:color w:val="0F1115"/>
+          <w:kern w:val="0"/>
+          <w:szCs w:val="28"/>
+          <w:lang w:val="en-US" w:eastAsia="ru-RU"/>
+          <w14:ligatures w14:val="none"/>
+        </w:rPr>
+        <w:t>p</w:t>
+      </w:r>
+      <w:r>
+        <w:rPr>
+          <w:rFonts w:eastAsia="Times New Roman" w:cs="Times New Roman"/>
+          <w:color w:val="0F1115"/>
+          <w:kern w:val="0"/>
+          <w:szCs w:val="28"/>
+          <w:lang w:val="en-US" w:eastAsia="ru-RU"/>
+          <w14:ligatures w14:val="none"/>
+        </w:rPr>
+        <w:t>rivate</w:t>
+      </w:r>
+      <w:proofErr w:type="gramEnd"/>
       <w:r>
         <w:rPr>
           <w:rFonts w:eastAsia="Times New Roman" w:cs="Times New Roman"/>
@@ -415,6 +378,7 @@
         </w:rPr>
         <w:t xml:space="preserve"> </w:t>
       </w:r>
+      <w:proofErr w:type="spellStart"/>
       <w:r>
         <w:rPr>
           <w:rFonts w:eastAsia="Times New Roman" w:cs="Times New Roman"/>
@@ -426,6 +390,7 @@
         </w:rPr>
         <w:t>int</w:t>
       </w:r>
+      <w:proofErr w:type="spellEnd"/>
       <w:r>
         <w:rPr>
           <w:rFonts w:eastAsia="Times New Roman" w:cs="Times New Roman"/>
@@ -475,16 +440,40 @@
           <w14:ligatures w14:val="none"/>
         </w:rPr>
       </w:pPr>
-      <w:r>
-        <w:rPr>
-          <w:rFonts w:eastAsia="Times New Roman" w:cs="Times New Roman"/>
-          <w:color w:val="0F1115"/>
-          <w:kern w:val="0"/>
-          <w:szCs w:val="28"/>
-          <w:lang w:val="en-US" w:eastAsia="ru-RU"/>
-          <w14:ligatures w14:val="none"/>
-        </w:rPr>
-        <w:t xml:space="preserve">Private string </w:t>
+      <w:proofErr w:type="gramStart"/>
+      <w:r>
+        <w:rPr>
+          <w:rFonts w:eastAsia="Times New Roman" w:cs="Times New Roman"/>
+          <w:color w:val="0F1115"/>
+          <w:kern w:val="0"/>
+          <w:szCs w:val="28"/>
+          <w:lang w:val="en-US" w:eastAsia="ru-RU"/>
+          <w14:ligatures w14:val="none"/>
+        </w:rPr>
+        <w:t>p</w:t>
+      </w:r>
+      <w:r>
+        <w:rPr>
+          <w:rFonts w:eastAsia="Times New Roman" w:cs="Times New Roman"/>
+          <w:color w:val="0F1115"/>
+          <w:kern w:val="0"/>
+          <w:szCs w:val="28"/>
+          <w:lang w:val="en-US" w:eastAsia="ru-RU"/>
+          <w14:ligatures w14:val="none"/>
+        </w:rPr>
+        <w:t>rivate</w:t>
+      </w:r>
+      <w:proofErr w:type="gramEnd"/>
+      <w:r>
+        <w:rPr>
+          <w:rFonts w:eastAsia="Times New Roman" w:cs="Times New Roman"/>
+          <w:color w:val="0F1115"/>
+          <w:kern w:val="0"/>
+          <w:szCs w:val="28"/>
+          <w:lang w:val="en-US" w:eastAsia="ru-RU"/>
+          <w14:ligatures w14:val="none"/>
+        </w:rPr>
+        <w:t xml:space="preserve"> string </w:t>
       </w:r>
       <w:proofErr w:type="spellStart"/>
       <w:r>
@@ -588,20 +577,44 @@
           <w:color w:val="0F1115"/>
           <w:kern w:val="0"/>
           <w:szCs w:val="28"/>
-          <w:lang w:eastAsia="ru-RU"/>
-          <w14:ligatures w14:val="none"/>
-        </w:rPr>
-      </w:pPr>
-      <w:r>
-        <w:rPr>
-          <w:rFonts w:eastAsia="Times New Roman" w:cs="Times New Roman"/>
-          <w:color w:val="0F1115"/>
-          <w:kern w:val="0"/>
-          <w:szCs w:val="28"/>
-          <w:lang w:val="en-US" w:eastAsia="ru-RU"/>
-          <w14:ligatures w14:val="none"/>
-        </w:rPr>
-        <w:t xml:space="preserve">Private string </w:t>
+          <w:lang w:val="en-US" w:eastAsia="ru-RU"/>
+          <w14:ligatures w14:val="none"/>
+        </w:rPr>
+      </w:pPr>
+      <w:proofErr w:type="gramStart"/>
+      <w:r>
+        <w:rPr>
+          <w:rFonts w:eastAsia="Times New Roman" w:cs="Times New Roman"/>
+          <w:color w:val="0F1115"/>
+          <w:kern w:val="0"/>
+          <w:szCs w:val="28"/>
+          <w:lang w:val="en-US" w:eastAsia="ru-RU"/>
+          <w14:ligatures w14:val="none"/>
+        </w:rPr>
+        <w:t>p</w:t>
+      </w:r>
+      <w:r>
+        <w:rPr>
+          <w:rFonts w:eastAsia="Times New Roman" w:cs="Times New Roman"/>
+          <w:color w:val="0F1115"/>
+          <w:kern w:val="0"/>
+          <w:szCs w:val="28"/>
+          <w:lang w:val="en-US" w:eastAsia="ru-RU"/>
+          <w14:ligatures w14:val="none"/>
+        </w:rPr>
+        <w:t>rivate</w:t>
+      </w:r>
+      <w:proofErr w:type="gramEnd"/>
+      <w:r>
+        <w:rPr>
+          <w:rFonts w:eastAsia="Times New Roman" w:cs="Times New Roman"/>
+          <w:color w:val="0F1115"/>
+          <w:kern w:val="0"/>
+          <w:szCs w:val="28"/>
+          <w:lang w:val="en-US" w:eastAsia="ru-RU"/>
+          <w14:ligatures w14:val="none"/>
+        </w:rPr>
+        <w:t xml:space="preserve"> string </w:t>
       </w:r>
       <w:proofErr w:type="spellStart"/>
       <w:r>
@@ -706,7 +719,7 @@
           <w:kern w:val="0"/>
           <w:szCs w:val="28"/>
           <w:u w:val="single"/>
-          <w:lang w:eastAsia="ru-RU"/>
+          <w:lang w:val="en-US" w:eastAsia="ru-RU"/>
           <w14:ligatures w14:val="none"/>
         </w:rPr>
       </w:pPr>
@@ -750,16 +763,29 @@
           <w14:ligatures w14:val="none"/>
         </w:rPr>
       </w:pPr>
-      <w:r>
-        <w:rPr>
-          <w:rFonts w:eastAsia="Times New Roman" w:cs="Times New Roman"/>
-          <w:color w:val="0F1115"/>
-          <w:kern w:val="0"/>
-          <w:szCs w:val="28"/>
-          <w:lang w:val="en-US" w:eastAsia="ru-RU"/>
-          <w14:ligatures w14:val="none"/>
-        </w:rPr>
-        <w:t xml:space="preserve">public Student(string </w:t>
+      <w:proofErr w:type="gramStart"/>
+      <w:r>
+        <w:rPr>
+          <w:rFonts w:eastAsia="Times New Roman" w:cs="Times New Roman"/>
+          <w:color w:val="0F1115"/>
+          <w:kern w:val="0"/>
+          <w:szCs w:val="28"/>
+          <w:lang w:val="en-US" w:eastAsia="ru-RU"/>
+          <w14:ligatures w14:val="none"/>
+        </w:rPr>
+        <w:t>public</w:t>
+      </w:r>
+      <w:proofErr w:type="gramEnd"/>
+      <w:r>
+        <w:rPr>
+          <w:rFonts w:eastAsia="Times New Roman" w:cs="Times New Roman"/>
+          <w:color w:val="0F1115"/>
+          <w:kern w:val="0"/>
+          <w:szCs w:val="28"/>
+          <w:lang w:val="en-US" w:eastAsia="ru-RU"/>
+          <w14:ligatures w14:val="none"/>
+        </w:rPr>
+        <w:t xml:space="preserve"> Student(string </w:t>
       </w:r>
       <w:proofErr w:type="spellStart"/>
       <w:r>
@@ -807,35 +833,154 @@
           <w:lang w:val="en-US" w:eastAsia="ru-RU"/>
           <w14:ligatures w14:val="none"/>
         </w:rPr>
-        <w:t>, int age)</w:t>
-      </w:r>
-    </w:p>
-    <w:p>
-      <w:pPr>
-        <w:shd w:val="clear" w:color="auto" w:fill="FFFFFF"/>
-        <w:spacing w:after="0" w:line="360" w:lineRule="auto"/>
-        <w:ind w:firstLine="709"/>
-        <w:jc w:val="both"/>
-        <w:rPr>
-          <w:rFonts w:eastAsia="Times New Roman" w:cs="Times New Roman"/>
-          <w:color w:val="0F1115"/>
-          <w:kern w:val="0"/>
-          <w:szCs w:val="28"/>
-          <w:lang w:eastAsia="ru-RU"/>
-          <w14:ligatures w14:val="none"/>
-        </w:rPr>
-      </w:pPr>
-      <w:r>
-        <w:rPr>
-          <w:rFonts w:eastAsia="Times New Roman" w:cs="Times New Roman"/>
-          <w:color w:val="0F1115"/>
-          <w:kern w:val="0"/>
-          <w:szCs w:val="28"/>
-          <w:lang w:eastAsia="ru-RU"/>
-          <w14:ligatures w14:val="none"/>
-        </w:rPr>
-        <w:t>Задача</w:t>
-      </w:r>
+        <w:t xml:space="preserve">, </w:t>
+      </w:r>
+      <w:proofErr w:type="spellStart"/>
+      <w:r>
+        <w:rPr>
+          <w:rFonts w:eastAsia="Times New Roman" w:cs="Times New Roman"/>
+          <w:color w:val="0F1115"/>
+          <w:kern w:val="0"/>
+          <w:szCs w:val="28"/>
+          <w:lang w:val="en-US" w:eastAsia="ru-RU"/>
+          <w14:ligatures w14:val="none"/>
+        </w:rPr>
+        <w:t>int</w:t>
+      </w:r>
+      <w:proofErr w:type="spellEnd"/>
+      <w:r>
+        <w:rPr>
+          <w:rFonts w:eastAsia="Times New Roman" w:cs="Times New Roman"/>
+          <w:color w:val="0F1115"/>
+          <w:kern w:val="0"/>
+          <w:szCs w:val="28"/>
+          <w:lang w:val="en-US" w:eastAsia="ru-RU"/>
+          <w14:ligatures w14:val="none"/>
+        </w:rPr>
+        <w:t xml:space="preserve"> age)</w:t>
+      </w:r>
+    </w:p>
+    <w:p>
+      <w:pPr>
+        <w:shd w:val="clear" w:color="auto" w:fill="FFFFFF"/>
+        <w:spacing w:after="0" w:line="360" w:lineRule="auto"/>
+        <w:ind w:firstLine="709"/>
+        <w:jc w:val="both"/>
+        <w:rPr>
+          <w:rFonts w:eastAsia="Times New Roman" w:cs="Times New Roman"/>
+          <w:color w:val="0F1115"/>
+          <w:kern w:val="0"/>
+          <w:szCs w:val="28"/>
+          <w:lang w:eastAsia="ru-RU"/>
+          <w14:ligatures w14:val="none"/>
+        </w:rPr>
+      </w:pPr>
+      <w:r>
+        <w:rPr>
+          <w:rFonts w:eastAsia="Times New Roman" w:cs="Times New Roman"/>
+          <w:color w:val="0F1115"/>
+          <w:kern w:val="0"/>
+          <w:szCs w:val="28"/>
+          <w:lang w:eastAsia="ru-RU"/>
+          <w14:ligatures w14:val="none"/>
+        </w:rPr>
+        <w:t>Задача:</w:t>
+      </w:r>
+      <w:r>
+        <w:rPr>
+          <w:rFonts w:eastAsia="Times New Roman" w:cs="Times New Roman"/>
+          <w:color w:val="0F1115"/>
+          <w:kern w:val="0"/>
+          <w:szCs w:val="28"/>
+          <w:lang w:eastAsia="ru-RU"/>
+          <w14:ligatures w14:val="none"/>
+        </w:rPr>
+        <w:t xml:space="preserve"> </w:t>
+      </w:r>
+      <w:r>
+        <w:rPr>
+          <w:rFonts w:eastAsia="Times New Roman" w:cs="Times New Roman"/>
+          <w:color w:val="0F1115"/>
+          <w:kern w:val="0"/>
+          <w:szCs w:val="28"/>
+          <w:lang w:eastAsia="ru-RU"/>
+          <w14:ligatures w14:val="none"/>
+        </w:rPr>
+        <w:t>Создать объект студент и записать в него данные</w:t>
+      </w:r>
+    </w:p>
+    <w:p>
+      <w:pPr>
+        <w:shd w:val="clear" w:color="auto" w:fill="FFFFFF"/>
+        <w:spacing w:after="0" w:line="360" w:lineRule="auto"/>
+        <w:ind w:firstLine="709"/>
+        <w:jc w:val="both"/>
+        <w:rPr>
+          <w:rFonts w:eastAsia="Times New Roman" w:cs="Times New Roman"/>
+          <w:color w:val="0F1115"/>
+          <w:kern w:val="0"/>
+          <w:szCs w:val="28"/>
+          <w:lang w:val="en-US" w:eastAsia="ru-RU"/>
+          <w14:ligatures w14:val="none"/>
+        </w:rPr>
+      </w:pPr>
+      <w:r>
+        <w:rPr>
+          <w:rFonts w:eastAsia="Times New Roman" w:cs="Times New Roman"/>
+          <w:color w:val="0F1115"/>
+          <w:kern w:val="0"/>
+          <w:szCs w:val="28"/>
+          <w:lang w:eastAsia="ru-RU"/>
+          <w14:ligatures w14:val="none"/>
+        </w:rPr>
+        <w:t>Входные</w:t>
+      </w:r>
+      <w:r>
+        <w:rPr>
+          <w:rFonts w:eastAsia="Times New Roman" w:cs="Times New Roman"/>
+          <w:color w:val="0F1115"/>
+          <w:kern w:val="0"/>
+          <w:szCs w:val="28"/>
+          <w:lang w:val="en-US" w:eastAsia="ru-RU"/>
+          <w14:ligatures w14:val="none"/>
+        </w:rPr>
+        <w:t xml:space="preserve"> </w:t>
+      </w:r>
+      <w:r>
+        <w:rPr>
+          <w:rFonts w:eastAsia="Times New Roman" w:cs="Times New Roman"/>
+          <w:color w:val="0F1115"/>
+          <w:kern w:val="0"/>
+          <w:szCs w:val="28"/>
+          <w:lang w:eastAsia="ru-RU"/>
+          <w14:ligatures w14:val="none"/>
+        </w:rPr>
+        <w:t>данные</w:t>
+      </w:r>
+      <w:r>
+        <w:rPr>
+          <w:rFonts w:eastAsia="Times New Roman" w:cs="Times New Roman"/>
+          <w:color w:val="0F1115"/>
+          <w:kern w:val="0"/>
+          <w:szCs w:val="28"/>
+          <w:lang w:val="en-US" w:eastAsia="ru-RU"/>
+          <w14:ligatures w14:val="none"/>
+        </w:rPr>
+        <w:t xml:space="preserve">: string </w:t>
+      </w:r>
+      <w:proofErr w:type="spellStart"/>
+      <w:r>
+        <w:rPr>
+          <w:rFonts w:eastAsia="Times New Roman" w:cs="Times New Roman"/>
+          <w:color w:val="0F1115"/>
+          <w:kern w:val="0"/>
+          <w:szCs w:val="28"/>
+          <w:lang w:val="en-US" w:eastAsia="ru-RU"/>
+          <w14:ligatures w14:val="none"/>
+        </w:rPr>
+        <w:t>firstName</w:t>
+      </w:r>
+      <w:proofErr w:type="spellEnd"/>
       <w:proofErr w:type="gramStart"/>
       <w:r>
         <w:rPr>
@@ -843,32 +988,510 @@
           <w:color w:val="0F1115"/>
           <w:kern w:val="0"/>
           <w:szCs w:val="28"/>
-          <w:lang w:eastAsia="ru-RU"/>
-          <w14:ligatures w14:val="none"/>
-        </w:rPr>
-        <w:t>:</w:t>
-      </w:r>
-      <w:r>
-        <w:rPr>
-          <w:rFonts w:eastAsia="Times New Roman" w:cs="Times New Roman"/>
-          <w:color w:val="0F1115"/>
-          <w:kern w:val="0"/>
-          <w:szCs w:val="28"/>
-          <w:lang w:eastAsia="ru-RU"/>
+          <w:lang w:val="en-US" w:eastAsia="ru-RU"/>
+          <w14:ligatures w14:val="none"/>
+        </w:rPr>
+        <w:t>_ ,</w:t>
+      </w:r>
+      <w:proofErr w:type="gramEnd"/>
+      <w:r>
+        <w:rPr>
+          <w:rFonts w:eastAsia="Times New Roman" w:cs="Times New Roman"/>
+          <w:color w:val="0F1115"/>
+          <w:kern w:val="0"/>
+          <w:szCs w:val="28"/>
+          <w:lang w:val="en-US" w:eastAsia="ru-RU"/>
+          <w14:ligatures w14:val="none"/>
+        </w:rPr>
+        <w:t xml:space="preserve"> string </w:t>
+      </w:r>
+      <w:proofErr w:type="spellStart"/>
+      <w:r>
+        <w:rPr>
+          <w:rFonts w:eastAsia="Times New Roman" w:cs="Times New Roman"/>
+          <w:color w:val="0F1115"/>
+          <w:kern w:val="0"/>
+          <w:szCs w:val="28"/>
+          <w:lang w:val="en-US" w:eastAsia="ru-RU"/>
+          <w14:ligatures w14:val="none"/>
+        </w:rPr>
+        <w:t>lastName</w:t>
+      </w:r>
+      <w:proofErr w:type="spellEnd"/>
+      <w:r>
+        <w:rPr>
+          <w:rFonts w:eastAsia="Times New Roman" w:cs="Times New Roman"/>
+          <w:color w:val="0F1115"/>
+          <w:kern w:val="0"/>
+          <w:szCs w:val="28"/>
+          <w:lang w:val="en-US" w:eastAsia="ru-RU"/>
+          <w14:ligatures w14:val="none"/>
+        </w:rPr>
+        <w:t>_ , int age_ .</w:t>
+      </w:r>
+    </w:p>
+    <w:p>
+      <w:pPr>
+        <w:shd w:val="clear" w:color="auto" w:fill="FFFFFF"/>
+        <w:spacing w:after="0" w:line="360" w:lineRule="auto"/>
+        <w:ind w:firstLine="709"/>
+        <w:jc w:val="both"/>
+        <w:rPr>
+          <w:rFonts w:eastAsia="Times New Roman" w:cs="Times New Roman"/>
+          <w:color w:val="0F1115"/>
+          <w:kern w:val="0"/>
+          <w:szCs w:val="28"/>
+          <w:lang w:eastAsia="ru-RU"/>
+          <w14:ligatures w14:val="none"/>
+        </w:rPr>
+      </w:pPr>
+      <w:r>
+        <w:rPr>
+          <w:rFonts w:eastAsia="Times New Roman" w:cs="Times New Roman"/>
+          <w:color w:val="0F1115"/>
+          <w:kern w:val="0"/>
+          <w:szCs w:val="28"/>
+          <w:lang w:eastAsia="ru-RU"/>
+          <w14:ligatures w14:val="none"/>
+        </w:rPr>
+        <w:t xml:space="preserve">Выходные данные: объект типа </w:t>
+      </w:r>
+      <w:r>
+        <w:rPr>
+          <w:rFonts w:eastAsia="Times New Roman" w:cs="Times New Roman"/>
+          <w:color w:val="0F1115"/>
+          <w:kern w:val="0"/>
+          <w:szCs w:val="28"/>
+          <w:lang w:val="en-US" w:eastAsia="ru-RU"/>
+          <w14:ligatures w14:val="none"/>
+        </w:rPr>
+        <w:t>Student</w:t>
+      </w:r>
+    </w:p>
+    <w:p>
+      <w:pPr>
+        <w:shd w:val="clear" w:color="auto" w:fill="FFFFFF"/>
+        <w:spacing w:after="0" w:line="360" w:lineRule="auto"/>
+        <w:ind w:firstLine="709"/>
+        <w:jc w:val="both"/>
+        <w:rPr>
+          <w:rFonts w:eastAsia="Times New Roman" w:cs="Times New Roman"/>
+          <w:color w:val="0F1115"/>
+          <w:kern w:val="0"/>
+          <w:szCs w:val="28"/>
+          <w:lang w:eastAsia="ru-RU"/>
+          <w14:ligatures w14:val="none"/>
+        </w:rPr>
+      </w:pPr>
+      <w:r>
+        <w:rPr>
+          <w:rFonts w:eastAsia="Times New Roman" w:cs="Times New Roman"/>
+          <w:color w:val="0F1115"/>
+          <w:kern w:val="0"/>
+          <w:szCs w:val="28"/>
+          <w:lang w:eastAsia="ru-RU"/>
+          <w14:ligatures w14:val="none"/>
+        </w:rPr>
+        <w:t xml:space="preserve">Свойство </w:t>
+      </w:r>
+      <w:r>
+        <w:rPr>
+          <w:rFonts w:eastAsia="Times New Roman" w:cs="Times New Roman"/>
+          <w:color w:val="0F1115"/>
+          <w:kern w:val="0"/>
+          <w:szCs w:val="28"/>
+          <w:lang w:val="en-US" w:eastAsia="ru-RU"/>
+          <w14:ligatures w14:val="none"/>
+        </w:rPr>
+        <w:t xml:space="preserve">Public string </w:t>
+      </w:r>
+      <w:proofErr w:type="spellStart"/>
+      <w:r>
+        <w:rPr>
+          <w:rFonts w:eastAsia="Times New Roman" w:cs="Times New Roman"/>
+          <w:color w:val="0F1115"/>
+          <w:kern w:val="0"/>
+          <w:szCs w:val="28"/>
+          <w:lang w:eastAsia="ru-RU"/>
+          <w14:ligatures w14:val="none"/>
+        </w:rPr>
+        <w:t>FirstName</w:t>
+      </w:r>
+      <w:proofErr w:type="spellEnd"/>
+    </w:p>
+    <w:p>
+      <w:pPr>
+        <w:shd w:val="clear" w:color="auto" w:fill="FFFFFF"/>
+        <w:spacing w:after="0" w:line="360" w:lineRule="auto"/>
+        <w:ind w:firstLine="709"/>
+        <w:jc w:val="both"/>
+        <w:rPr>
+          <w:rFonts w:eastAsia="Times New Roman" w:cs="Times New Roman"/>
+          <w:color w:val="0F1115"/>
+          <w:kern w:val="0"/>
+          <w:szCs w:val="28"/>
+          <w:lang w:eastAsia="ru-RU"/>
+          <w14:ligatures w14:val="none"/>
+        </w:rPr>
+      </w:pPr>
+      <w:r>
+        <w:rPr>
+          <w:rFonts w:eastAsia="Times New Roman" w:cs="Times New Roman"/>
+          <w:color w:val="0F1115"/>
+          <w:kern w:val="0"/>
+          <w:szCs w:val="28"/>
+          <w:lang w:eastAsia="ru-RU"/>
+          <w14:ligatures w14:val="none"/>
+        </w:rPr>
+        <w:t>Задача: Вернуть имя конкретного студента</w:t>
+      </w:r>
+    </w:p>
+    <w:p>
+      <w:pPr>
+        <w:shd w:val="clear" w:color="auto" w:fill="FFFFFF"/>
+        <w:spacing w:after="0" w:line="360" w:lineRule="auto"/>
+        <w:ind w:firstLine="709"/>
+        <w:jc w:val="both"/>
+        <w:rPr>
+          <w:rFonts w:eastAsia="Times New Roman" w:cs="Times New Roman"/>
+          <w:color w:val="0F1115"/>
+          <w:kern w:val="0"/>
+          <w:szCs w:val="28"/>
+          <w:lang w:eastAsia="ru-RU"/>
+          <w14:ligatures w14:val="none"/>
+        </w:rPr>
+      </w:pPr>
+      <w:r>
+        <w:rPr>
+          <w:rFonts w:eastAsia="Times New Roman" w:cs="Times New Roman"/>
+          <w:color w:val="0F1115"/>
+          <w:kern w:val="0"/>
+          <w:szCs w:val="28"/>
+          <w:lang w:eastAsia="ru-RU"/>
+          <w14:ligatures w14:val="none"/>
+        </w:rPr>
+        <w:t>Входные данные: нет</w:t>
+      </w:r>
+    </w:p>
+    <w:p>
+      <w:pPr>
+        <w:shd w:val="clear" w:color="auto" w:fill="FFFFFF"/>
+        <w:spacing w:after="0" w:line="360" w:lineRule="auto"/>
+        <w:ind w:firstLine="709"/>
+        <w:jc w:val="both"/>
+        <w:rPr>
+          <w:rFonts w:eastAsia="Times New Roman" w:cs="Times New Roman"/>
+          <w:color w:val="0F1115"/>
+          <w:kern w:val="0"/>
+          <w:szCs w:val="28"/>
+          <w:lang w:eastAsia="ru-RU"/>
+          <w14:ligatures w14:val="none"/>
+        </w:rPr>
+      </w:pPr>
+      <w:r>
+        <w:rPr>
+          <w:rFonts w:eastAsia="Times New Roman" w:cs="Times New Roman"/>
+          <w:color w:val="0F1115"/>
+          <w:kern w:val="0"/>
+          <w:szCs w:val="28"/>
+          <w:lang w:eastAsia="ru-RU"/>
+          <w14:ligatures w14:val="none"/>
+        </w:rPr>
+        <w:lastRenderedPageBreak/>
+        <w:t xml:space="preserve">Выходные данные: строка </w:t>
+      </w:r>
+      <w:r>
+        <w:rPr>
+          <w:rFonts w:eastAsia="Times New Roman" w:cs="Times New Roman"/>
+          <w:color w:val="0F1115"/>
+          <w:kern w:val="0"/>
+          <w:szCs w:val="28"/>
+          <w:lang w:val="en-US" w:eastAsia="ru-RU"/>
+          <w14:ligatures w14:val="none"/>
+        </w:rPr>
+        <w:t>string</w:t>
+      </w:r>
+      <w:r>
+        <w:rPr>
+          <w:rFonts w:eastAsia="Times New Roman" w:cs="Times New Roman"/>
+          <w:color w:val="0F1115"/>
+          <w:kern w:val="0"/>
+          <w:szCs w:val="28"/>
+          <w:lang w:eastAsia="ru-RU"/>
+          <w14:ligatures w14:val="none"/>
+        </w:rPr>
+        <w:t xml:space="preserve"> с именем</w:t>
+      </w:r>
+    </w:p>
+    <w:p>
+      <w:pPr>
+        <w:shd w:val="clear" w:color="auto" w:fill="FFFFFF"/>
+        <w:spacing w:after="0" w:line="360" w:lineRule="auto"/>
+        <w:ind w:firstLine="709"/>
+        <w:jc w:val="both"/>
+        <w:rPr>
+          <w:rFonts w:eastAsia="Times New Roman" w:cs="Times New Roman"/>
+          <w:color w:val="0F1115"/>
+          <w:kern w:val="0"/>
+          <w:szCs w:val="28"/>
+          <w:lang w:eastAsia="ru-RU"/>
+          <w14:ligatures w14:val="none"/>
+        </w:rPr>
+      </w:pPr>
+      <w:r>
+        <w:rPr>
+          <w:rFonts w:eastAsia="Times New Roman" w:cs="Times New Roman"/>
+          <w:color w:val="0F1115"/>
+          <w:kern w:val="0"/>
+          <w:szCs w:val="28"/>
+          <w:u w:val="single"/>
+          <w:lang w:eastAsia="ru-RU"/>
+          <w14:ligatures w14:val="none"/>
+        </w:rPr>
+        <w:t xml:space="preserve">Свойство </w:t>
+      </w:r>
+      <w:r>
+        <w:rPr>
+          <w:rFonts w:eastAsia="Times New Roman" w:cs="Times New Roman"/>
+          <w:color w:val="0F1115"/>
+          <w:kern w:val="0"/>
+          <w:szCs w:val="28"/>
+          <w:u w:val="single"/>
+          <w:lang w:val="en-US" w:eastAsia="ru-RU"/>
+          <w14:ligatures w14:val="none"/>
+        </w:rPr>
+        <w:t xml:space="preserve">public string </w:t>
+      </w:r>
+      <w:proofErr w:type="spellStart"/>
+      <w:proofErr w:type="gramStart"/>
+      <w:r>
+        <w:rPr>
+          <w:rFonts w:eastAsia="Times New Roman" w:cs="Times New Roman"/>
+          <w:color w:val="0F1115"/>
+          <w:kern w:val="0"/>
+          <w:szCs w:val="28"/>
+          <w:lang w:eastAsia="ru-RU"/>
+          <w14:ligatures w14:val="none"/>
+        </w:rPr>
+        <w:t>LastName</w:t>
+      </w:r>
+      <w:proofErr w:type="spellEnd"/>
+      <w:r>
+        <w:rPr>
+          <w:rFonts w:eastAsia="Times New Roman" w:cs="Times New Roman"/>
+          <w:color w:val="0F1115"/>
+          <w:kern w:val="0"/>
+          <w:szCs w:val="28"/>
+          <w:lang w:eastAsia="ru-RU"/>
+          <w14:ligatures w14:val="none"/>
+        </w:rPr>
+        <w:t>(</w:t>
+      </w:r>
+      <w:proofErr w:type="gramEnd"/>
+      <w:r>
+        <w:rPr>
+          <w:rFonts w:eastAsia="Times New Roman" w:cs="Times New Roman"/>
+          <w:color w:val="0F1115"/>
+          <w:kern w:val="0"/>
+          <w:szCs w:val="28"/>
+          <w:lang w:eastAsia="ru-RU"/>
+          <w14:ligatures w14:val="none"/>
+        </w:rPr>
+        <w:t>)</w:t>
+      </w:r>
+    </w:p>
+    <w:p>
+      <w:pPr>
+        <w:shd w:val="clear" w:color="auto" w:fill="FFFFFF"/>
+        <w:spacing w:after="0" w:line="360" w:lineRule="auto"/>
+        <w:ind w:firstLine="709"/>
+        <w:jc w:val="both"/>
+        <w:rPr>
+          <w:rFonts w:eastAsia="Times New Roman" w:cs="Times New Roman"/>
+          <w:color w:val="0F1115"/>
+          <w:kern w:val="0"/>
+          <w:szCs w:val="28"/>
+          <w:lang w:eastAsia="ru-RU"/>
+          <w14:ligatures w14:val="none"/>
+        </w:rPr>
+      </w:pPr>
+      <w:r>
+        <w:rPr>
+          <w:rFonts w:eastAsia="Times New Roman" w:cs="Times New Roman"/>
+          <w:color w:val="0F1115"/>
+          <w:kern w:val="0"/>
+          <w:szCs w:val="28"/>
+          <w:lang w:eastAsia="ru-RU"/>
+          <w14:ligatures w14:val="none"/>
+        </w:rPr>
+        <w:t>Задача: Вернуть фамилию конкретного студента</w:t>
+      </w:r>
+    </w:p>
+    <w:p>
+      <w:pPr>
+        <w:shd w:val="clear" w:color="auto" w:fill="FFFFFF"/>
+        <w:spacing w:after="0" w:line="360" w:lineRule="auto"/>
+        <w:ind w:firstLine="709"/>
+        <w:jc w:val="both"/>
+        <w:rPr>
+          <w:rFonts w:eastAsia="Times New Roman" w:cs="Times New Roman"/>
+          <w:color w:val="0F1115"/>
+          <w:kern w:val="0"/>
+          <w:szCs w:val="28"/>
+          <w:lang w:eastAsia="ru-RU"/>
+          <w14:ligatures w14:val="none"/>
+        </w:rPr>
+      </w:pPr>
+      <w:r>
+        <w:rPr>
+          <w:rFonts w:eastAsia="Times New Roman" w:cs="Times New Roman"/>
+          <w:color w:val="0F1115"/>
+          <w:kern w:val="0"/>
+          <w:szCs w:val="28"/>
+          <w:lang w:eastAsia="ru-RU"/>
+          <w14:ligatures w14:val="none"/>
+        </w:rPr>
+        <w:t>Входные данные: нет</w:t>
+      </w:r>
+    </w:p>
+    <w:p>
+      <w:pPr>
+        <w:shd w:val="clear" w:color="auto" w:fill="FFFFFF"/>
+        <w:spacing w:after="0" w:line="360" w:lineRule="auto"/>
+        <w:ind w:firstLine="709"/>
+        <w:jc w:val="both"/>
+        <w:rPr>
+          <w:rFonts w:eastAsia="Times New Roman" w:cs="Times New Roman"/>
+          <w:color w:val="0F1115"/>
+          <w:kern w:val="0"/>
+          <w:szCs w:val="28"/>
+          <w:lang w:eastAsia="ru-RU"/>
+          <w14:ligatures w14:val="none"/>
+        </w:rPr>
+      </w:pPr>
+      <w:r>
+        <w:rPr>
+          <w:rFonts w:eastAsia="Times New Roman" w:cs="Times New Roman"/>
+          <w:color w:val="0F1115"/>
+          <w:kern w:val="0"/>
+          <w:szCs w:val="28"/>
+          <w:lang w:eastAsia="ru-RU"/>
+          <w14:ligatures w14:val="none"/>
+        </w:rPr>
+        <w:t xml:space="preserve">Выходные данные: строка </w:t>
+      </w:r>
+      <w:r>
+        <w:rPr>
+          <w:rFonts w:eastAsia="Times New Roman" w:cs="Times New Roman"/>
+          <w:color w:val="0F1115"/>
+          <w:kern w:val="0"/>
+          <w:szCs w:val="28"/>
+          <w:lang w:val="en-US" w:eastAsia="ru-RU"/>
+          <w14:ligatures w14:val="none"/>
+        </w:rPr>
+        <w:t>string</w:t>
+      </w:r>
+      <w:r>
+        <w:rPr>
+          <w:rFonts w:eastAsia="Times New Roman" w:cs="Times New Roman"/>
+          <w:color w:val="0F1115"/>
+          <w:kern w:val="0"/>
+          <w:szCs w:val="28"/>
+          <w:lang w:eastAsia="ru-RU"/>
+          <w14:ligatures w14:val="none"/>
+        </w:rPr>
+        <w:t xml:space="preserve"> с фамилией</w:t>
+      </w:r>
+    </w:p>
+    <w:p>
+      <w:pPr>
+        <w:shd w:val="clear" w:color="auto" w:fill="FFFFFF"/>
+        <w:spacing w:after="0" w:line="360" w:lineRule="auto"/>
+        <w:ind w:firstLine="709"/>
+        <w:jc w:val="both"/>
+        <w:rPr>
+          <w:rFonts w:eastAsia="Times New Roman" w:cs="Times New Roman"/>
+          <w:color w:val="0F1115"/>
+          <w:kern w:val="0"/>
+          <w:szCs w:val="28"/>
+          <w:lang w:eastAsia="ru-RU"/>
+          <w14:ligatures w14:val="none"/>
+        </w:rPr>
+      </w:pPr>
+      <w:r>
+        <w:rPr>
+          <w:rFonts w:eastAsia="Times New Roman" w:cs="Times New Roman"/>
+          <w:color w:val="0F1115"/>
+          <w:kern w:val="0"/>
+          <w:szCs w:val="28"/>
+          <w:u w:val="single"/>
+          <w:lang w:eastAsia="ru-RU"/>
+          <w14:ligatures w14:val="none"/>
+        </w:rPr>
+        <w:t xml:space="preserve">Свойство </w:t>
+      </w:r>
+      <w:r>
+        <w:rPr>
+          <w:rFonts w:eastAsia="Times New Roman" w:cs="Times New Roman"/>
+          <w:color w:val="0F1115"/>
+          <w:kern w:val="0"/>
+          <w:szCs w:val="28"/>
+          <w:u w:val="single"/>
+          <w:lang w:val="en-US" w:eastAsia="ru-RU"/>
+          <w14:ligatures w14:val="none"/>
+        </w:rPr>
+        <w:t xml:space="preserve">public </w:t>
+      </w:r>
+      <w:proofErr w:type="spellStart"/>
+      <w:r>
+        <w:rPr>
+          <w:rFonts w:eastAsia="Times New Roman" w:cs="Times New Roman"/>
+          <w:color w:val="0F1115"/>
+          <w:kern w:val="0"/>
+          <w:szCs w:val="28"/>
+          <w:u w:val="single"/>
+          <w:lang w:val="en-US" w:eastAsia="ru-RU"/>
+          <w14:ligatures w14:val="none"/>
+        </w:rPr>
+        <w:t>int</w:t>
+      </w:r>
+      <w:proofErr w:type="spellEnd"/>
+      <w:r>
+        <w:rPr>
+          <w:rFonts w:eastAsia="Times New Roman" w:cs="Times New Roman"/>
+          <w:color w:val="0F1115"/>
+          <w:kern w:val="0"/>
+          <w:szCs w:val="28"/>
+          <w:u w:val="single"/>
+          <w:lang w:val="en-US" w:eastAsia="ru-RU"/>
           <w14:ligatures w14:val="none"/>
         </w:rPr>
         <w:t xml:space="preserve"> </w:t>
       </w:r>
-      <w:r>
-        <w:rPr>
-          <w:rFonts w:eastAsia="Times New Roman" w:cs="Times New Roman"/>
-          <w:color w:val="0F1115"/>
-          <w:kern w:val="0"/>
-          <w:szCs w:val="28"/>
-          <w:lang w:eastAsia="ru-RU"/>
-          <w14:ligatures w14:val="none"/>
-        </w:rPr>
-        <w:t>Создать</w:t>
+      <w:proofErr w:type="spellStart"/>
+      <w:proofErr w:type="gramStart"/>
+      <w:r>
+        <w:rPr>
+          <w:rFonts w:eastAsia="Times New Roman" w:cs="Times New Roman"/>
+          <w:color w:val="0F1115"/>
+          <w:kern w:val="0"/>
+          <w:szCs w:val="28"/>
+          <w:lang w:eastAsia="ru-RU"/>
+          <w14:ligatures w14:val="none"/>
+        </w:rPr>
+        <w:t>Age</w:t>
+      </w:r>
+      <w:proofErr w:type="spellEnd"/>
+      <w:r>
+        <w:rPr>
+          <w:rFonts w:eastAsia="Times New Roman" w:cs="Times New Roman"/>
+          <w:color w:val="0F1115"/>
+          <w:kern w:val="0"/>
+          <w:szCs w:val="28"/>
+          <w:lang w:eastAsia="ru-RU"/>
+          <w14:ligatures w14:val="none"/>
+        </w:rPr>
+        <w:t>(</w:t>
       </w:r>
       <w:proofErr w:type="gramEnd"/>
       <w:r>
@@ -880,90 +1503,188 @@
           <w:lang w:eastAsia="ru-RU"/>
           <w14:ligatures w14:val="none"/>
         </w:rPr>
-        <w:t xml:space="preserve"> объект студент и записать в него данные</w:t>
-      </w:r>
-    </w:p>
-    <w:p>
-      <w:pPr>
-        <w:shd w:val="clear" w:color="auto" w:fill="FFFFFF"/>
-        <w:spacing w:after="0" w:line="360" w:lineRule="auto"/>
-        <w:ind w:firstLine="709"/>
-        <w:jc w:val="both"/>
-        <w:rPr>
-          <w:rFonts w:eastAsia="Times New Roman" w:cs="Times New Roman"/>
-          <w:color w:val="0F1115"/>
-          <w:kern w:val="0"/>
-          <w:szCs w:val="28"/>
-          <w:lang w:eastAsia="ru-RU"/>
-          <w14:ligatures w14:val="none"/>
-        </w:rPr>
-      </w:pPr>
-      <w:r>
-        <w:rPr>
-          <w:rFonts w:eastAsia="Times New Roman" w:cs="Times New Roman"/>
-          <w:color w:val="0F1115"/>
-          <w:kern w:val="0"/>
-          <w:szCs w:val="28"/>
-          <w:lang w:eastAsia="ru-RU"/>
-          <w14:ligatures w14:val="none"/>
-        </w:rPr>
-        <w:t>Входные</w:t>
-      </w:r>
-      <w:r>
-        <w:rPr>
-          <w:rFonts w:eastAsia="Times New Roman" w:cs="Times New Roman"/>
-          <w:color w:val="0F1115"/>
-          <w:kern w:val="0"/>
-          <w:szCs w:val="28"/>
-          <w:lang w:val="en-US" w:eastAsia="ru-RU"/>
+        <w:t xml:space="preserve">) </w:t>
+      </w:r>
+    </w:p>
+    <w:p>
+      <w:pPr>
+        <w:shd w:val="clear" w:color="auto" w:fill="FFFFFF"/>
+        <w:spacing w:after="0" w:line="360" w:lineRule="auto"/>
+        <w:ind w:firstLine="709"/>
+        <w:jc w:val="both"/>
+        <w:rPr>
+          <w:rFonts w:eastAsia="Times New Roman" w:cs="Times New Roman"/>
+          <w:color w:val="0F1115"/>
+          <w:kern w:val="0"/>
+          <w:szCs w:val="28"/>
+          <w:lang w:eastAsia="ru-RU"/>
+          <w14:ligatures w14:val="none"/>
+        </w:rPr>
+      </w:pPr>
+      <w:r>
+        <w:rPr>
+          <w:rFonts w:eastAsia="Times New Roman" w:cs="Times New Roman"/>
+          <w:color w:val="0F1115"/>
+          <w:kern w:val="0"/>
+          <w:szCs w:val="28"/>
+          <w:lang w:eastAsia="ru-RU"/>
+          <w14:ligatures w14:val="none"/>
+        </w:rPr>
+        <w:t>Задача: Вернуть возраст конкретного студента</w:t>
+      </w:r>
+    </w:p>
+    <w:p>
+      <w:pPr>
+        <w:shd w:val="clear" w:color="auto" w:fill="FFFFFF"/>
+        <w:spacing w:after="0" w:line="360" w:lineRule="auto"/>
+        <w:ind w:firstLine="709"/>
+        <w:jc w:val="both"/>
+        <w:rPr>
+          <w:rFonts w:eastAsia="Times New Roman" w:cs="Times New Roman"/>
+          <w:color w:val="0F1115"/>
+          <w:kern w:val="0"/>
+          <w:szCs w:val="28"/>
+          <w:lang w:eastAsia="ru-RU"/>
+          <w14:ligatures w14:val="none"/>
+        </w:rPr>
+      </w:pPr>
+      <w:r>
+        <w:rPr>
+          <w:rFonts w:eastAsia="Times New Roman" w:cs="Times New Roman"/>
+          <w:color w:val="0F1115"/>
+          <w:kern w:val="0"/>
+          <w:szCs w:val="28"/>
+          <w:lang w:eastAsia="ru-RU"/>
+          <w14:ligatures w14:val="none"/>
+        </w:rPr>
+        <w:t>Входные данные: нет</w:t>
+      </w:r>
+    </w:p>
+    <w:p>
+      <w:pPr>
+        <w:shd w:val="clear" w:color="auto" w:fill="FFFFFF"/>
+        <w:spacing w:after="0" w:line="360" w:lineRule="auto"/>
+        <w:ind w:firstLine="709"/>
+        <w:jc w:val="both"/>
+        <w:rPr>
+          <w:rFonts w:eastAsia="Times New Roman" w:cs="Times New Roman"/>
+          <w:color w:val="0F1115"/>
+          <w:kern w:val="0"/>
+          <w:szCs w:val="28"/>
+          <w:lang w:eastAsia="ru-RU"/>
+          <w14:ligatures w14:val="none"/>
+        </w:rPr>
+      </w:pPr>
+      <w:r>
+        <w:rPr>
+          <w:rFonts w:eastAsia="Times New Roman" w:cs="Times New Roman"/>
+          <w:color w:val="0F1115"/>
+          <w:kern w:val="0"/>
+          <w:szCs w:val="28"/>
+          <w:lang w:eastAsia="ru-RU"/>
+          <w14:ligatures w14:val="none"/>
+        </w:rPr>
+        <w:t xml:space="preserve">Выходные данные: целое число </w:t>
+      </w:r>
+      <w:r>
+        <w:rPr>
+          <w:rFonts w:eastAsia="Times New Roman" w:cs="Times New Roman"/>
+          <w:color w:val="0F1115"/>
+          <w:kern w:val="0"/>
+          <w:szCs w:val="28"/>
+          <w:lang w:val="en-US" w:eastAsia="ru-RU"/>
+          <w14:ligatures w14:val="none"/>
+        </w:rPr>
+        <w:t>int</w:t>
+      </w:r>
+      <w:r>
+        <w:rPr>
+          <w:rFonts w:eastAsia="Times New Roman" w:cs="Times New Roman"/>
+          <w:color w:val="0F1115"/>
+          <w:kern w:val="0"/>
+          <w:szCs w:val="28"/>
+          <w:lang w:eastAsia="ru-RU"/>
+          <w14:ligatures w14:val="none"/>
+        </w:rPr>
+        <w:t xml:space="preserve"> с возрастом</w:t>
+      </w:r>
+    </w:p>
+    <w:p>
+      <w:pPr>
+        <w:shd w:val="clear" w:color="auto" w:fill="FFFFFF"/>
+        <w:spacing w:after="0" w:line="360" w:lineRule="auto"/>
+        <w:ind w:firstLine="709"/>
+        <w:jc w:val="both"/>
+        <w:rPr>
+          <w:rFonts w:eastAsia="Times New Roman" w:cs="Times New Roman"/>
+          <w:color w:val="0F1115"/>
+          <w:kern w:val="0"/>
+          <w:szCs w:val="28"/>
+          <w:lang w:eastAsia="ru-RU"/>
+          <w14:ligatures w14:val="none"/>
+        </w:rPr>
+      </w:pPr>
+      <w:r>
+        <w:rPr>
+          <w:rFonts w:eastAsia="Times New Roman" w:cs="Times New Roman"/>
+          <w:color w:val="0F1115"/>
+          <w:kern w:val="0"/>
+          <w:szCs w:val="28"/>
+          <w:u w:val="single"/>
+          <w:lang w:val="en-US" w:eastAsia="ru-RU"/>
+          <w14:ligatures w14:val="none"/>
+        </w:rPr>
+        <w:t>Me</w:t>
+      </w:r>
+      <w:proofErr w:type="spellStart"/>
+      <w:r>
+        <w:rPr>
+          <w:rFonts w:eastAsia="Times New Roman" w:cs="Times New Roman"/>
+          <w:color w:val="0F1115"/>
+          <w:kern w:val="0"/>
+          <w:szCs w:val="28"/>
+          <w:u w:val="single"/>
+          <w:lang w:eastAsia="ru-RU"/>
+          <w14:ligatures w14:val="none"/>
+        </w:rPr>
+        <w:t>тод</w:t>
+      </w:r>
+      <w:proofErr w:type="spellEnd"/>
+      <w:r>
+        <w:rPr>
+          <w:rFonts w:eastAsia="Times New Roman" w:cs="Times New Roman"/>
+          <w:color w:val="0F1115"/>
+          <w:kern w:val="0"/>
+          <w:szCs w:val="28"/>
+          <w:u w:val="single"/>
+          <w:lang w:val="en-US" w:eastAsia="ru-RU"/>
+          <w14:ligatures w14:val="none"/>
+        </w:rPr>
+        <w:t xml:space="preserve"> public string</w:t>
+      </w:r>
+      <w:r>
+        <w:rPr>
+          <w:rFonts w:eastAsia="Times New Roman" w:cs="Times New Roman"/>
+          <w:color w:val="0F1115"/>
+          <w:kern w:val="0"/>
+          <w:szCs w:val="28"/>
+          <w:lang w:eastAsia="ru-RU"/>
           <w14:ligatures w14:val="none"/>
         </w:rPr>
         <w:t xml:space="preserve"> </w:t>
       </w:r>
-      <w:r>
-        <w:rPr>
-          <w:rFonts w:eastAsia="Times New Roman" w:cs="Times New Roman"/>
-          <w:color w:val="0F1115"/>
-          <w:kern w:val="0"/>
-          <w:szCs w:val="28"/>
-          <w:lang w:eastAsia="ru-RU"/>
-          <w14:ligatures w14:val="none"/>
-        </w:rPr>
-        <w:t>данные</w:t>
-      </w:r>
-      <w:r>
-        <w:rPr>
-          <w:rFonts w:eastAsia="Times New Roman" w:cs="Times New Roman"/>
-          <w:color w:val="0F1115"/>
-          <w:kern w:val="0"/>
-          <w:szCs w:val="28"/>
-          <w:lang w:val="en-US" w:eastAsia="ru-RU"/>
-          <w14:ligatures w14:val="none"/>
-        </w:rPr>
-        <w:t xml:space="preserve">: </w:t>
-      </w:r>
-      <w:r>
-        <w:rPr>
-          <w:rFonts w:eastAsia="Times New Roman" w:cs="Times New Roman"/>
-          <w:color w:val="0F1115"/>
-          <w:kern w:val="0"/>
-          <w:szCs w:val="28"/>
-          <w:lang w:val="en-US" w:eastAsia="ru-RU"/>
-          <w14:ligatures w14:val="none"/>
-        </w:rPr>
-        <w:t xml:space="preserve">string </w:t>
-      </w:r>
       <w:proofErr w:type="spellStart"/>
-      <w:r>
-        <w:rPr>
-          <w:rFonts w:eastAsia="Times New Roman" w:cs="Times New Roman"/>
-          <w:color w:val="0F1115"/>
-          <w:kern w:val="0"/>
-          <w:szCs w:val="28"/>
-          <w:lang w:val="en-US" w:eastAsia="ru-RU"/>
-          <w14:ligatures w14:val="none"/>
-        </w:rPr>
-        <w:t>firstName</w:t>
+      <w:proofErr w:type="gramStart"/>
+      <w:r>
+        <w:rPr>
+          <w:rFonts w:eastAsia="Times New Roman" w:cs="Times New Roman"/>
+          <w:color w:val="0F1115"/>
+          <w:kern w:val="0"/>
+          <w:szCs w:val="28"/>
+          <w:lang w:eastAsia="ru-RU"/>
+          <w14:ligatures w14:val="none"/>
+        </w:rPr>
+        <w:t>GetFullName</w:t>
       </w:r>
       <w:proofErr w:type="spellEnd"/>
       <w:r>
@@ -972,366 +1693,103 @@
           <w:color w:val="0F1115"/>
           <w:kern w:val="0"/>
           <w:szCs w:val="28"/>
-          <w:lang w:val="en-US" w:eastAsia="ru-RU"/>
-          <w14:ligatures w14:val="none"/>
-        </w:rPr>
-        <w:t>_</w:t>
-      </w:r>
-      <w:r>
-        <w:rPr>
-          <w:rFonts w:eastAsia="Times New Roman" w:cs="Times New Roman"/>
-          <w:color w:val="0F1115"/>
-          <w:kern w:val="0"/>
-          <w:szCs w:val="28"/>
-          <w:lang w:val="en-US" w:eastAsia="ru-RU"/>
-          <w14:ligatures w14:val="none"/>
-        </w:rPr>
-        <w:t xml:space="preserve"> , </w:t>
-      </w:r>
-      <w:r>
-        <w:rPr>
-          <w:rFonts w:eastAsia="Times New Roman" w:cs="Times New Roman"/>
-          <w:color w:val="0F1115"/>
-          <w:kern w:val="0"/>
-          <w:szCs w:val="28"/>
-          <w:lang w:val="en-US" w:eastAsia="ru-RU"/>
-          <w14:ligatures w14:val="none"/>
-        </w:rPr>
-        <w:t xml:space="preserve">string </w:t>
-      </w:r>
-      <w:proofErr w:type="spellStart"/>
-      <w:r>
-        <w:rPr>
-          <w:rFonts w:eastAsia="Times New Roman" w:cs="Times New Roman"/>
-          <w:color w:val="0F1115"/>
-          <w:kern w:val="0"/>
-          <w:szCs w:val="28"/>
-          <w:lang w:val="en-US" w:eastAsia="ru-RU"/>
-          <w14:ligatures w14:val="none"/>
-        </w:rPr>
-        <w:t>lastName</w:t>
-      </w:r>
-      <w:proofErr w:type="spellEnd"/>
-      <w:r>
-        <w:rPr>
-          <w:rFonts w:eastAsia="Times New Roman" w:cs="Times New Roman"/>
-          <w:color w:val="0F1115"/>
-          <w:kern w:val="0"/>
-          <w:szCs w:val="28"/>
-          <w:lang w:val="en-US" w:eastAsia="ru-RU"/>
-          <w14:ligatures w14:val="none"/>
-        </w:rPr>
-        <w:t>_</w:t>
-      </w:r>
-      <w:r>
-        <w:rPr>
-          <w:rFonts w:eastAsia="Times New Roman" w:cs="Times New Roman"/>
-          <w:color w:val="0F1115"/>
-          <w:kern w:val="0"/>
-          <w:szCs w:val="28"/>
-          <w:lang w:val="en-US" w:eastAsia="ru-RU"/>
-          <w14:ligatures w14:val="none"/>
-        </w:rPr>
-        <w:t xml:space="preserve"> , </w:t>
-      </w:r>
-      <w:r>
-        <w:rPr>
-          <w:rFonts w:eastAsia="Times New Roman" w:cs="Times New Roman"/>
-          <w:color w:val="0F1115"/>
-          <w:kern w:val="0"/>
-          <w:szCs w:val="28"/>
-          <w:lang w:val="en-US" w:eastAsia="ru-RU"/>
-          <w14:ligatures w14:val="none"/>
-        </w:rPr>
-        <w:t>int age_</w:t>
-      </w:r>
-      <w:r>
-        <w:rPr>
-          <w:rFonts w:eastAsia="Times New Roman" w:cs="Times New Roman"/>
-          <w:color w:val="0F1115"/>
-          <w:kern w:val="0"/>
-          <w:szCs w:val="28"/>
-          <w:lang w:val="en-US" w:eastAsia="ru-RU"/>
-          <w14:ligatures w14:val="none"/>
-        </w:rPr>
-        <w:t xml:space="preserve"> .</w:t>
-      </w:r>
-    </w:p>
-    <w:p>
-      <w:pPr>
-        <w:shd w:val="clear" w:color="auto" w:fill="FFFFFF"/>
-        <w:spacing w:after="0" w:line="360" w:lineRule="auto"/>
-        <w:ind w:firstLine="709"/>
-        <w:jc w:val="both"/>
-        <w:rPr>
-          <w:rFonts w:eastAsia="Times New Roman" w:cs="Times New Roman"/>
-          <w:color w:val="0F1115"/>
-          <w:kern w:val="0"/>
-          <w:szCs w:val="28"/>
-          <w:lang w:val="en-US" w:eastAsia="ru-RU"/>
-          <w14:ligatures w14:val="none"/>
-        </w:rPr>
-      </w:pPr>
-      <w:r>
-        <w:rPr>
-          <w:rFonts w:eastAsia="Times New Roman" w:cs="Times New Roman"/>
-          <w:color w:val="0F1115"/>
-          <w:kern w:val="0"/>
-          <w:szCs w:val="28"/>
-          <w:lang w:eastAsia="ru-RU"/>
-          <w14:ligatures w14:val="none"/>
-        </w:rPr>
-        <w:t>Выходные данные</w:t>
-      </w:r>
-      <w:r>
-        <w:rPr>
-          <w:rFonts w:eastAsia="Times New Roman" w:cs="Times New Roman"/>
-          <w:color w:val="0F1115"/>
-          <w:kern w:val="0"/>
-          <w:szCs w:val="28"/>
-          <w:lang w:val="en-US" w:eastAsia="ru-RU"/>
-          <w14:ligatures w14:val="none"/>
-        </w:rPr>
-        <w:t>:</w:t>
-      </w:r>
-      <w:r>
-        <w:rPr>
-          <w:rFonts w:eastAsia="Times New Roman" w:cs="Times New Roman"/>
-          <w:color w:val="0F1115"/>
-          <w:kern w:val="0"/>
-          <w:szCs w:val="28"/>
-          <w:lang w:eastAsia="ru-RU"/>
-          <w14:ligatures w14:val="none"/>
-        </w:rPr>
-        <w:t xml:space="preserve"> объект типа </w:t>
-      </w:r>
-      <w:r>
-        <w:rPr>
-          <w:rFonts w:eastAsia="Times New Roman" w:cs="Times New Roman"/>
-          <w:color w:val="0F1115"/>
-          <w:kern w:val="0"/>
-          <w:szCs w:val="28"/>
-          <w:lang w:val="en-US" w:eastAsia="ru-RU"/>
-          <w14:ligatures w14:val="none"/>
-        </w:rPr>
-        <w:t>Student</w:t>
-      </w:r>
-    </w:p>
-    <w:p>
-      <w:pPr>
-        <w:shd w:val="clear" w:color="auto" w:fill="FFFFFF"/>
-        <w:spacing w:after="0" w:line="360" w:lineRule="auto"/>
-        <w:ind w:firstLine="709"/>
-        <w:jc w:val="both"/>
-        <w:rPr>
-          <w:rFonts w:eastAsia="Times New Roman" w:cs="Times New Roman"/>
-          <w:color w:val="0F1115"/>
-          <w:kern w:val="0"/>
-          <w:szCs w:val="28"/>
-          <w:lang w:val="en-US" w:eastAsia="ru-RU"/>
-          <w14:ligatures w14:val="none"/>
-        </w:rPr>
-      </w:pPr>
-      <w:r>
-        <w:rPr>
-          <w:rFonts w:eastAsia="Times New Roman" w:cs="Times New Roman"/>
-          <w:color w:val="0F1115"/>
-          <w:kern w:val="0"/>
-          <w:szCs w:val="28"/>
-          <w:u w:val="single"/>
-          <w:lang w:val="en-US" w:eastAsia="ru-RU"/>
-          <w14:ligatures w14:val="none"/>
-        </w:rPr>
-        <w:t>Me</w:t>
-      </w:r>
-      <w:proofErr w:type="spellStart"/>
-      <w:r>
-        <w:rPr>
-          <w:rFonts w:eastAsia="Times New Roman" w:cs="Times New Roman"/>
-          <w:color w:val="0F1115"/>
-          <w:kern w:val="0"/>
-          <w:szCs w:val="28"/>
-          <w:u w:val="single"/>
-          <w:lang w:eastAsia="ru-RU"/>
-          <w14:ligatures w14:val="none"/>
-        </w:rPr>
-        <w:t>тод</w:t>
-      </w:r>
-      <w:proofErr w:type="spellEnd"/>
-      <w:r>
-        <w:rPr>
-          <w:rFonts w:eastAsia="Times New Roman" w:cs="Times New Roman"/>
-          <w:color w:val="0F1115"/>
-          <w:kern w:val="0"/>
-          <w:szCs w:val="28"/>
-          <w:u w:val="single"/>
+          <w:lang w:eastAsia="ru-RU"/>
+          <w14:ligatures w14:val="none"/>
+        </w:rPr>
+        <w:t>()</w:t>
+      </w:r>
+      <w:proofErr w:type="gramEnd"/>
+      <w:r>
+        <w:rPr>
+          <w:rFonts w:eastAsia="Times New Roman" w:cs="Times New Roman"/>
+          <w:color w:val="0F1115"/>
+          <w:kern w:val="0"/>
+          <w:szCs w:val="28"/>
           <w:lang w:eastAsia="ru-RU"/>
           <w14:ligatures w14:val="none"/>
         </w:rPr>
         <w:t xml:space="preserve"> </w:t>
       </w:r>
-      <w:proofErr w:type="spellStart"/>
-      <w:r>
-        <w:rPr>
-          <w:rFonts w:eastAsia="Times New Roman" w:cs="Times New Roman"/>
-          <w:color w:val="0F1115"/>
-          <w:kern w:val="0"/>
-          <w:szCs w:val="28"/>
-          <w:lang w:eastAsia="ru-RU"/>
-          <w14:ligatures w14:val="none"/>
-        </w:rPr>
-        <w:t>GetFirstName</w:t>
-      </w:r>
-      <w:proofErr w:type="spellEnd"/>
-      <w:r>
-        <w:rPr>
-          <w:rFonts w:eastAsia="Times New Roman" w:cs="Times New Roman"/>
-          <w:color w:val="0F1115"/>
-          <w:kern w:val="0"/>
-          <w:szCs w:val="28"/>
-          <w:lang w:eastAsia="ru-RU"/>
-          <w14:ligatures w14:val="none"/>
-        </w:rPr>
-        <w:t>()</w:t>
-      </w:r>
-    </w:p>
-    <w:p>
-      <w:pPr>
-        <w:shd w:val="clear" w:color="auto" w:fill="FFFFFF"/>
-        <w:spacing w:after="0" w:line="360" w:lineRule="auto"/>
-        <w:ind w:firstLine="709"/>
-        <w:jc w:val="both"/>
-        <w:rPr>
-          <w:rFonts w:eastAsia="Times New Roman" w:cs="Times New Roman"/>
-          <w:color w:val="0F1115"/>
-          <w:kern w:val="0"/>
-          <w:szCs w:val="28"/>
-          <w:lang w:eastAsia="ru-RU"/>
-          <w14:ligatures w14:val="none"/>
-        </w:rPr>
-      </w:pPr>
-      <w:r>
-        <w:rPr>
-          <w:rFonts w:eastAsia="Times New Roman" w:cs="Times New Roman"/>
-          <w:color w:val="0F1115"/>
-          <w:kern w:val="0"/>
-          <w:szCs w:val="28"/>
-          <w:lang w:eastAsia="ru-RU"/>
-          <w14:ligatures w14:val="none"/>
-        </w:rPr>
-        <w:lastRenderedPageBreak/>
-        <w:t>Задача</w:t>
-      </w:r>
-      <w:proofErr w:type="gramStart"/>
-      <w:r>
-        <w:rPr>
-          <w:rFonts w:eastAsia="Times New Roman" w:cs="Times New Roman"/>
-          <w:color w:val="0F1115"/>
-          <w:kern w:val="0"/>
-          <w:szCs w:val="28"/>
-          <w:lang w:eastAsia="ru-RU"/>
-          <w14:ligatures w14:val="none"/>
-        </w:rPr>
-        <w:t xml:space="preserve">: </w:t>
-      </w:r>
-      <w:r>
-        <w:rPr>
-          <w:rFonts w:eastAsia="Times New Roman" w:cs="Times New Roman"/>
-          <w:color w:val="0F1115"/>
-          <w:kern w:val="0"/>
-          <w:szCs w:val="28"/>
-          <w:lang w:eastAsia="ru-RU"/>
-          <w14:ligatures w14:val="none"/>
-        </w:rPr>
-        <w:t>Вернуть</w:t>
-      </w:r>
-      <w:proofErr w:type="gramEnd"/>
-      <w:r>
-        <w:rPr>
-          <w:rFonts w:eastAsia="Times New Roman" w:cs="Times New Roman"/>
-          <w:color w:val="0F1115"/>
-          <w:kern w:val="0"/>
-          <w:szCs w:val="28"/>
-          <w:lang w:eastAsia="ru-RU"/>
-          <w14:ligatures w14:val="none"/>
-        </w:rPr>
-        <w:t xml:space="preserve"> имя конкретного студента</w:t>
-      </w:r>
-    </w:p>
-    <w:p>
-      <w:pPr>
-        <w:shd w:val="clear" w:color="auto" w:fill="FFFFFF"/>
-        <w:spacing w:after="0" w:line="360" w:lineRule="auto"/>
-        <w:ind w:firstLine="709"/>
-        <w:jc w:val="both"/>
-        <w:rPr>
-          <w:rFonts w:eastAsia="Times New Roman" w:cs="Times New Roman"/>
-          <w:color w:val="0F1115"/>
-          <w:kern w:val="0"/>
-          <w:szCs w:val="28"/>
-          <w:lang w:eastAsia="ru-RU"/>
-          <w14:ligatures w14:val="none"/>
-        </w:rPr>
-      </w:pPr>
-      <w:r>
-        <w:rPr>
-          <w:rFonts w:eastAsia="Times New Roman" w:cs="Times New Roman"/>
-          <w:color w:val="0F1115"/>
-          <w:kern w:val="0"/>
-          <w:szCs w:val="28"/>
-          <w:lang w:eastAsia="ru-RU"/>
-          <w14:ligatures w14:val="none"/>
-        </w:rPr>
-        <w:t xml:space="preserve">Входные данные: </w:t>
-      </w:r>
-      <w:r>
-        <w:rPr>
-          <w:rFonts w:eastAsia="Times New Roman" w:cs="Times New Roman"/>
-          <w:color w:val="0F1115"/>
-          <w:kern w:val="0"/>
-          <w:szCs w:val="28"/>
-          <w:lang w:eastAsia="ru-RU"/>
-          <w14:ligatures w14:val="none"/>
-        </w:rPr>
-        <w:t>нет</w:t>
-      </w:r>
-    </w:p>
-    <w:p>
-      <w:pPr>
-        <w:shd w:val="clear" w:color="auto" w:fill="FFFFFF"/>
-        <w:spacing w:after="0" w:line="360" w:lineRule="auto"/>
-        <w:ind w:firstLine="709"/>
-        <w:jc w:val="both"/>
-        <w:rPr>
-          <w:rFonts w:eastAsia="Times New Roman" w:cs="Times New Roman"/>
-          <w:color w:val="0F1115"/>
-          <w:kern w:val="0"/>
-          <w:szCs w:val="28"/>
-          <w:lang w:eastAsia="ru-RU"/>
-          <w14:ligatures w14:val="none"/>
-        </w:rPr>
-      </w:pPr>
-      <w:r>
-        <w:rPr>
-          <w:rFonts w:eastAsia="Times New Roman" w:cs="Times New Roman"/>
-          <w:color w:val="0F1115"/>
-          <w:kern w:val="0"/>
-          <w:szCs w:val="28"/>
-          <w:lang w:eastAsia="ru-RU"/>
-          <w14:ligatures w14:val="none"/>
-        </w:rPr>
-        <w:t xml:space="preserve">Выходные данные: </w:t>
-      </w:r>
-      <w:r>
-        <w:rPr>
-          <w:rFonts w:eastAsia="Times New Roman" w:cs="Times New Roman"/>
-          <w:color w:val="0F1115"/>
-          <w:kern w:val="0"/>
-          <w:szCs w:val="28"/>
-          <w:lang w:eastAsia="ru-RU"/>
-          <w14:ligatures w14:val="none"/>
-        </w:rPr>
-        <w:t xml:space="preserve">строка </w:t>
+    </w:p>
+    <w:p>
+      <w:pPr>
+        <w:shd w:val="clear" w:color="auto" w:fill="FFFFFF"/>
+        <w:spacing w:after="0" w:line="360" w:lineRule="auto"/>
+        <w:ind w:firstLine="709"/>
+        <w:jc w:val="both"/>
+        <w:rPr>
+          <w:rFonts w:eastAsia="Times New Roman" w:cs="Times New Roman"/>
+          <w:color w:val="0F1115"/>
+          <w:kern w:val="0"/>
+          <w:szCs w:val="28"/>
+          <w:lang w:eastAsia="ru-RU"/>
+          <w14:ligatures w14:val="none"/>
+        </w:rPr>
+      </w:pPr>
+      <w:r>
+        <w:rPr>
+          <w:rFonts w:eastAsia="Times New Roman" w:cs="Times New Roman"/>
+          <w:color w:val="0F1115"/>
+          <w:kern w:val="0"/>
+          <w:szCs w:val="28"/>
+          <w:lang w:eastAsia="ru-RU"/>
+          <w14:ligatures w14:val="none"/>
+        </w:rPr>
+        <w:t>Задача: Вернуть полное имя конкретного студента</w:t>
+      </w:r>
+    </w:p>
+    <w:p>
+      <w:pPr>
+        <w:shd w:val="clear" w:color="auto" w:fill="FFFFFF"/>
+        <w:spacing w:after="0" w:line="360" w:lineRule="auto"/>
+        <w:ind w:firstLine="709"/>
+        <w:jc w:val="both"/>
+        <w:rPr>
+          <w:rFonts w:eastAsia="Times New Roman" w:cs="Times New Roman"/>
+          <w:color w:val="0F1115"/>
+          <w:kern w:val="0"/>
+          <w:szCs w:val="28"/>
+          <w:lang w:eastAsia="ru-RU"/>
+          <w14:ligatures w14:val="none"/>
+        </w:rPr>
+      </w:pPr>
+      <w:r>
+        <w:rPr>
+          <w:rFonts w:eastAsia="Times New Roman" w:cs="Times New Roman"/>
+          <w:color w:val="0F1115"/>
+          <w:kern w:val="0"/>
+          <w:szCs w:val="28"/>
+          <w:lang w:eastAsia="ru-RU"/>
+          <w14:ligatures w14:val="none"/>
+        </w:rPr>
+        <w:t>Входные данные: нет</w:t>
+      </w:r>
+    </w:p>
+    <w:p>
+      <w:pPr>
+        <w:shd w:val="clear" w:color="auto" w:fill="FFFFFF"/>
+        <w:spacing w:after="0" w:line="360" w:lineRule="auto"/>
+        <w:ind w:firstLine="709"/>
+        <w:jc w:val="both"/>
+        <w:rPr>
+          <w:rFonts w:eastAsia="Times New Roman" w:cs="Times New Roman"/>
+          <w:color w:val="0F1115"/>
+          <w:kern w:val="0"/>
+          <w:szCs w:val="28"/>
+          <w:lang w:eastAsia="ru-RU"/>
+          <w14:ligatures w14:val="none"/>
+        </w:rPr>
+      </w:pPr>
+      <w:r>
+        <w:rPr>
+          <w:rFonts w:eastAsia="Times New Roman" w:cs="Times New Roman"/>
+          <w:color w:val="0F1115"/>
+          <w:kern w:val="0"/>
+          <w:szCs w:val="28"/>
+          <w:lang w:eastAsia="ru-RU"/>
+          <w14:ligatures w14:val="none"/>
+        </w:rPr>
+        <w:t xml:space="preserve">Выходные данные: строка </w:t>
       </w:r>
       <w:r>
         <w:rPr>
@@ -1353,728 +1811,6 @@
           <w:lang w:eastAsia="ru-RU"/>
           <w14:ligatures w14:val="none"/>
         </w:rPr>
-        <w:t xml:space="preserve"> с именем</w:t>
-      </w:r>
-    </w:p>
-    <w:p>
-      <w:pPr>
-        <w:shd w:val="clear" w:color="auto" w:fill="FFFFFF"/>
-        <w:spacing w:after="0" w:line="360" w:lineRule="auto"/>
-        <w:ind w:firstLine="709"/>
-        <w:jc w:val="both"/>
-        <w:rPr>
-          <w:rFonts w:eastAsia="Times New Roman" w:cs="Times New Roman"/>
-          <w:color w:val="0F1115"/>
-          <w:kern w:val="0"/>
-          <w:szCs w:val="28"/>
-          <w:lang w:eastAsia="ru-RU"/>
-          <w14:ligatures w14:val="none"/>
-        </w:rPr>
-      </w:pPr>
-      <w:r>
-        <w:rPr>
-          <w:rFonts w:eastAsia="Times New Roman" w:cs="Times New Roman"/>
-          <w:color w:val="0F1115"/>
-          <w:kern w:val="0"/>
-          <w:szCs w:val="28"/>
-          <w:u w:val="single"/>
-          <w:lang w:val="en-US" w:eastAsia="ru-RU"/>
-          <w14:ligatures w14:val="none"/>
-        </w:rPr>
-        <w:t>Me</w:t>
-      </w:r>
-      <w:proofErr w:type="spellStart"/>
-      <w:r>
-        <w:rPr>
-          <w:rFonts w:eastAsia="Times New Roman" w:cs="Times New Roman"/>
-          <w:color w:val="0F1115"/>
-          <w:kern w:val="0"/>
-          <w:szCs w:val="28"/>
-          <w:u w:val="single"/>
-          <w:lang w:eastAsia="ru-RU"/>
-          <w14:ligatures w14:val="none"/>
-        </w:rPr>
-        <w:t>тод</w:t>
-      </w:r>
-      <w:proofErr w:type="spellEnd"/>
-      <w:r>
-        <w:rPr>
-          <w:rFonts w:eastAsia="Times New Roman" w:cs="Times New Roman"/>
-          <w:color w:val="0F1115"/>
-          <w:kern w:val="0"/>
-          <w:szCs w:val="28"/>
-          <w:lang w:eastAsia="ru-RU"/>
-          <w14:ligatures w14:val="none"/>
-        </w:rPr>
-        <w:t xml:space="preserve"> </w:t>
-      </w:r>
-      <w:proofErr w:type="spellStart"/>
-      <w:r>
-        <w:rPr>
-          <w:rFonts w:eastAsia="Times New Roman" w:cs="Times New Roman"/>
-          <w:color w:val="0F1115"/>
-          <w:kern w:val="0"/>
-          <w:szCs w:val="28"/>
-          <w:lang w:eastAsia="ru-RU"/>
-          <w14:ligatures w14:val="none"/>
-        </w:rPr>
-        <w:t>GetLastName</w:t>
-      </w:r>
-      <w:proofErr w:type="spellEnd"/>
-      <w:r>
-        <w:rPr>
-          <w:rFonts w:eastAsia="Times New Roman" w:cs="Times New Roman"/>
-          <w:color w:val="0F1115"/>
-          <w:kern w:val="0"/>
-          <w:szCs w:val="28"/>
-          <w:lang w:eastAsia="ru-RU"/>
-          <w14:ligatures w14:val="none"/>
-        </w:rPr>
-        <w:t>()</w:t>
-      </w:r>
-    </w:p>
-    <w:p>
-      <w:pPr>
-        <w:shd w:val="clear" w:color="auto" w:fill="FFFFFF"/>
-        <w:spacing w:after="0" w:line="360" w:lineRule="auto"/>
-        <w:ind w:firstLine="709"/>
-        <w:jc w:val="both"/>
-        <w:rPr>
-          <w:rFonts w:eastAsia="Times New Roman" w:cs="Times New Roman"/>
-          <w:color w:val="0F1115"/>
-          <w:kern w:val="0"/>
-          <w:szCs w:val="28"/>
-          <w:lang w:eastAsia="ru-RU"/>
-          <w14:ligatures w14:val="none"/>
-        </w:rPr>
-      </w:pPr>
-      <w:r>
-        <w:rPr>
-          <w:rFonts w:eastAsia="Times New Roman" w:cs="Times New Roman"/>
-          <w:color w:val="0F1115"/>
-          <w:kern w:val="0"/>
-          <w:szCs w:val="28"/>
-          <w:lang w:eastAsia="ru-RU"/>
-          <w14:ligatures w14:val="none"/>
-        </w:rPr>
-        <w:t>Задача</w:t>
-      </w:r>
-      <w:proofErr w:type="gramStart"/>
-      <w:r>
-        <w:rPr>
-          <w:rFonts w:eastAsia="Times New Roman" w:cs="Times New Roman"/>
-          <w:color w:val="0F1115"/>
-          <w:kern w:val="0"/>
-          <w:szCs w:val="28"/>
-          <w:lang w:eastAsia="ru-RU"/>
-          <w14:ligatures w14:val="none"/>
-        </w:rPr>
-        <w:t>: Вернуть</w:t>
-      </w:r>
-      <w:proofErr w:type="gramEnd"/>
-      <w:r>
-        <w:rPr>
-          <w:rFonts w:eastAsia="Times New Roman" w:cs="Times New Roman"/>
-          <w:color w:val="0F1115"/>
-          <w:kern w:val="0"/>
-          <w:szCs w:val="28"/>
-          <w:lang w:eastAsia="ru-RU"/>
-          <w14:ligatures w14:val="none"/>
-        </w:rPr>
-        <w:t xml:space="preserve"> </w:t>
-      </w:r>
-      <w:r>
-        <w:rPr>
-          <w:rFonts w:eastAsia="Times New Roman" w:cs="Times New Roman"/>
-          <w:color w:val="0F1115"/>
-          <w:kern w:val="0"/>
-          <w:szCs w:val="28"/>
-          <w:lang w:eastAsia="ru-RU"/>
-          <w14:ligatures w14:val="none"/>
-        </w:rPr>
-        <w:t>фамилию</w:t>
-      </w:r>
-      <w:r>
-        <w:rPr>
-          <w:rFonts w:eastAsia="Times New Roman" w:cs="Times New Roman"/>
-          <w:color w:val="0F1115"/>
-          <w:kern w:val="0"/>
-          <w:szCs w:val="28"/>
-          <w:lang w:eastAsia="ru-RU"/>
-          <w14:ligatures w14:val="none"/>
-        </w:rPr>
-        <w:t xml:space="preserve"> конкретного студента</w:t>
-      </w:r>
-    </w:p>
-    <w:p>
-      <w:pPr>
-        <w:shd w:val="clear" w:color="auto" w:fill="FFFFFF"/>
-        <w:spacing w:after="0" w:line="360" w:lineRule="auto"/>
-        <w:ind w:firstLine="709"/>
-        <w:jc w:val="both"/>
-        <w:rPr>
-          <w:rFonts w:eastAsia="Times New Roman" w:cs="Times New Roman"/>
-          <w:color w:val="0F1115"/>
-          <w:kern w:val="0"/>
-          <w:szCs w:val="28"/>
-          <w:lang w:eastAsia="ru-RU"/>
-          <w14:ligatures w14:val="none"/>
-        </w:rPr>
-      </w:pPr>
-      <w:r>
-        <w:rPr>
-          <w:rFonts w:eastAsia="Times New Roman" w:cs="Times New Roman"/>
-          <w:color w:val="0F1115"/>
-          <w:kern w:val="0"/>
-          <w:szCs w:val="28"/>
-          <w:lang w:eastAsia="ru-RU"/>
-          <w14:ligatures w14:val="none"/>
-        </w:rPr>
-        <w:t>Входные данные: нет</w:t>
-      </w:r>
-    </w:p>
-    <w:p>
-      <w:pPr>
-        <w:shd w:val="clear" w:color="auto" w:fill="FFFFFF"/>
-        <w:spacing w:after="0" w:line="360" w:lineRule="auto"/>
-        <w:ind w:firstLine="709"/>
-        <w:jc w:val="both"/>
-        <w:rPr>
-          <w:rFonts w:eastAsia="Times New Roman" w:cs="Times New Roman"/>
-          <w:color w:val="0F1115"/>
-          <w:kern w:val="0"/>
-          <w:szCs w:val="28"/>
-          <w:lang w:eastAsia="ru-RU"/>
-          <w14:ligatures w14:val="none"/>
-        </w:rPr>
-      </w:pPr>
-      <w:r>
-        <w:rPr>
-          <w:rFonts w:eastAsia="Times New Roman" w:cs="Times New Roman"/>
-          <w:color w:val="0F1115"/>
-          <w:kern w:val="0"/>
-          <w:szCs w:val="28"/>
-          <w:lang w:eastAsia="ru-RU"/>
-          <w14:ligatures w14:val="none"/>
-        </w:rPr>
-        <w:t xml:space="preserve">Выходные данные: строка </w:t>
-      </w:r>
-      <w:r>
-        <w:rPr>
-          <w:rFonts w:eastAsia="Times New Roman" w:cs="Times New Roman"/>
-          <w:color w:val="0F1115"/>
-          <w:kern w:val="0"/>
-          <w:szCs w:val="28"/>
-          <w:lang w:val="en-US" w:eastAsia="ru-RU"/>
-          <w14:ligatures w14:val="none"/>
-        </w:rPr>
-        <w:t>string</w:t>
-      </w:r>
-      <w:r>
-        <w:rPr>
-          <w:rFonts w:eastAsia="Times New Roman" w:cs="Times New Roman"/>
-          <w:color w:val="0F1115"/>
-          <w:kern w:val="0"/>
-          <w:szCs w:val="28"/>
-          <w:lang w:eastAsia="ru-RU"/>
-          <w14:ligatures w14:val="none"/>
-        </w:rPr>
-        <w:t xml:space="preserve"> с </w:t>
-      </w:r>
-      <w:r>
-        <w:rPr>
-          <w:rFonts w:eastAsia="Times New Roman" w:cs="Times New Roman"/>
-          <w:color w:val="0F1115"/>
-          <w:kern w:val="0"/>
-          <w:szCs w:val="28"/>
-          <w:lang w:eastAsia="ru-RU"/>
-          <w14:ligatures w14:val="none"/>
-        </w:rPr>
-        <w:t>фамилией</w:t>
-      </w:r>
-    </w:p>
-    <w:p>
-      <w:pPr>
-        <w:shd w:val="clear" w:color="auto" w:fill="FFFFFF"/>
-        <w:spacing w:after="0" w:line="360" w:lineRule="auto"/>
-        <w:ind w:firstLine="709"/>
-        <w:jc w:val="both"/>
-        <w:rPr>
-          <w:rFonts w:eastAsia="Times New Roman" w:cs="Times New Roman"/>
-          <w:color w:val="0F1115"/>
-          <w:kern w:val="0"/>
-          <w:szCs w:val="28"/>
-          <w:lang w:eastAsia="ru-RU"/>
-          <w14:ligatures w14:val="none"/>
-        </w:rPr>
-      </w:pPr>
-      <w:r>
-        <w:rPr>
-          <w:rFonts w:eastAsia="Times New Roman" w:cs="Times New Roman"/>
-          <w:color w:val="0F1115"/>
-          <w:kern w:val="0"/>
-          <w:szCs w:val="28"/>
-          <w:u w:val="single"/>
-          <w:lang w:val="en-US" w:eastAsia="ru-RU"/>
-          <w14:ligatures w14:val="none"/>
-        </w:rPr>
-        <w:t>Me</w:t>
-      </w:r>
-      <w:proofErr w:type="spellStart"/>
-      <w:r>
-        <w:rPr>
-          <w:rFonts w:eastAsia="Times New Roman" w:cs="Times New Roman"/>
-          <w:color w:val="0F1115"/>
-          <w:kern w:val="0"/>
-          <w:szCs w:val="28"/>
-          <w:u w:val="single"/>
-          <w:lang w:eastAsia="ru-RU"/>
-          <w14:ligatures w14:val="none"/>
-        </w:rPr>
-        <w:t>тод</w:t>
-      </w:r>
-      <w:proofErr w:type="spellEnd"/>
-      <w:r>
-        <w:rPr>
-          <w:rFonts w:eastAsia="Times New Roman" w:cs="Times New Roman"/>
-          <w:color w:val="0F1115"/>
-          <w:kern w:val="0"/>
-          <w:szCs w:val="28"/>
-          <w:lang w:eastAsia="ru-RU"/>
-          <w14:ligatures w14:val="none"/>
-        </w:rPr>
-        <w:t xml:space="preserve"> </w:t>
-      </w:r>
-      <w:proofErr w:type="spellStart"/>
-      <w:r>
-        <w:rPr>
-          <w:rFonts w:eastAsia="Times New Roman" w:cs="Times New Roman"/>
-          <w:color w:val="0F1115"/>
-          <w:kern w:val="0"/>
-          <w:szCs w:val="28"/>
-          <w:lang w:eastAsia="ru-RU"/>
-          <w14:ligatures w14:val="none"/>
-        </w:rPr>
-        <w:t>GetAge</w:t>
-      </w:r>
-      <w:proofErr w:type="spellEnd"/>
-      <w:r>
-        <w:rPr>
-          <w:rFonts w:eastAsia="Times New Roman" w:cs="Times New Roman"/>
-          <w:color w:val="0F1115"/>
-          <w:kern w:val="0"/>
-          <w:szCs w:val="28"/>
-          <w:lang w:eastAsia="ru-RU"/>
-          <w14:ligatures w14:val="none"/>
-        </w:rPr>
-        <w:t>()</w:t>
-      </w:r>
-      <w:r>
-        <w:rPr>
-          <w:rFonts w:eastAsia="Times New Roman" w:cs="Times New Roman"/>
-          <w:color w:val="0F1115"/>
-          <w:kern w:val="0"/>
-          <w:szCs w:val="28"/>
-          <w:lang w:eastAsia="ru-RU"/>
-          <w14:ligatures w14:val="none"/>
-        </w:rPr>
-        <w:t xml:space="preserve"> </w:t>
-      </w:r>
-    </w:p>
-    <w:p>
-      <w:pPr>
-        <w:shd w:val="clear" w:color="auto" w:fill="FFFFFF"/>
-        <w:spacing w:after="0" w:line="360" w:lineRule="auto"/>
-        <w:ind w:firstLine="709"/>
-        <w:jc w:val="both"/>
-        <w:rPr>
-          <w:rFonts w:eastAsia="Times New Roman" w:cs="Times New Roman"/>
-          <w:color w:val="0F1115"/>
-          <w:kern w:val="0"/>
-          <w:szCs w:val="28"/>
-          <w:lang w:eastAsia="ru-RU"/>
-          <w14:ligatures w14:val="none"/>
-        </w:rPr>
-      </w:pPr>
-      <w:r>
-        <w:rPr>
-          <w:rFonts w:eastAsia="Times New Roman" w:cs="Times New Roman"/>
-          <w:color w:val="0F1115"/>
-          <w:kern w:val="0"/>
-          <w:szCs w:val="28"/>
-          <w:lang w:eastAsia="ru-RU"/>
-          <w14:ligatures w14:val="none"/>
-        </w:rPr>
-        <w:t>Задача</w:t>
-      </w:r>
-      <w:proofErr w:type="gramStart"/>
-      <w:r>
-        <w:rPr>
-          <w:rFonts w:eastAsia="Times New Roman" w:cs="Times New Roman"/>
-          <w:color w:val="0F1115"/>
-          <w:kern w:val="0"/>
-          <w:szCs w:val="28"/>
-          <w:lang w:eastAsia="ru-RU"/>
-          <w14:ligatures w14:val="none"/>
-        </w:rPr>
-        <w:t>: Вернуть</w:t>
-      </w:r>
-      <w:proofErr w:type="gramEnd"/>
-      <w:r>
-        <w:rPr>
-          <w:rFonts w:eastAsia="Times New Roman" w:cs="Times New Roman"/>
-          <w:color w:val="0F1115"/>
-          <w:kern w:val="0"/>
-          <w:szCs w:val="28"/>
-          <w:lang w:eastAsia="ru-RU"/>
-          <w14:ligatures w14:val="none"/>
-        </w:rPr>
-        <w:t xml:space="preserve"> </w:t>
-      </w:r>
-      <w:r>
-        <w:rPr>
-          <w:rFonts w:eastAsia="Times New Roman" w:cs="Times New Roman"/>
-          <w:color w:val="0F1115"/>
-          <w:kern w:val="0"/>
-          <w:szCs w:val="28"/>
-          <w:lang w:eastAsia="ru-RU"/>
-          <w14:ligatures w14:val="none"/>
-        </w:rPr>
-        <w:t>возраст</w:t>
-      </w:r>
-      <w:r>
-        <w:rPr>
-          <w:rFonts w:eastAsia="Times New Roman" w:cs="Times New Roman"/>
-          <w:color w:val="0F1115"/>
-          <w:kern w:val="0"/>
-          <w:szCs w:val="28"/>
-          <w:lang w:eastAsia="ru-RU"/>
-          <w14:ligatures w14:val="none"/>
-        </w:rPr>
-        <w:t xml:space="preserve"> конкретного студента</w:t>
-      </w:r>
-    </w:p>
-    <w:p>
-      <w:pPr>
-        <w:shd w:val="clear" w:color="auto" w:fill="FFFFFF"/>
-        <w:spacing w:after="0" w:line="360" w:lineRule="auto"/>
-        <w:ind w:firstLine="709"/>
-        <w:jc w:val="both"/>
-        <w:rPr>
-          <w:rFonts w:eastAsia="Times New Roman" w:cs="Times New Roman"/>
-          <w:color w:val="0F1115"/>
-          <w:kern w:val="0"/>
-          <w:szCs w:val="28"/>
-          <w:lang w:eastAsia="ru-RU"/>
-          <w14:ligatures w14:val="none"/>
-        </w:rPr>
-      </w:pPr>
-      <w:r>
-        <w:rPr>
-          <w:rFonts w:eastAsia="Times New Roman" w:cs="Times New Roman"/>
-          <w:color w:val="0F1115"/>
-          <w:kern w:val="0"/>
-          <w:szCs w:val="28"/>
-          <w:lang w:eastAsia="ru-RU"/>
-          <w14:ligatures w14:val="none"/>
-        </w:rPr>
-        <w:t>Входные данные: нет</w:t>
-      </w:r>
-    </w:p>
-    <w:p>
-      <w:pPr>
-        <w:shd w:val="clear" w:color="auto" w:fill="FFFFFF"/>
-        <w:spacing w:after="0" w:line="360" w:lineRule="auto"/>
-        <w:ind w:firstLine="709"/>
-        <w:jc w:val="both"/>
-        <w:rPr>
-          <w:rFonts w:eastAsia="Times New Roman" w:cs="Times New Roman"/>
-          <w:color w:val="0F1115"/>
-          <w:kern w:val="0"/>
-          <w:szCs w:val="28"/>
-          <w:lang w:eastAsia="ru-RU"/>
-          <w14:ligatures w14:val="none"/>
-        </w:rPr>
-      </w:pPr>
-      <w:r>
-        <w:rPr>
-          <w:rFonts w:eastAsia="Times New Roman" w:cs="Times New Roman"/>
-          <w:color w:val="0F1115"/>
-          <w:kern w:val="0"/>
-          <w:szCs w:val="28"/>
-          <w:lang w:eastAsia="ru-RU"/>
-          <w14:ligatures w14:val="none"/>
-        </w:rPr>
-        <w:t xml:space="preserve">Выходные данные: </w:t>
-      </w:r>
-      <w:r>
-        <w:rPr>
-          <w:rFonts w:eastAsia="Times New Roman" w:cs="Times New Roman"/>
-          <w:color w:val="0F1115"/>
-          <w:kern w:val="0"/>
-          <w:szCs w:val="28"/>
-          <w:lang w:eastAsia="ru-RU"/>
-          <w14:ligatures w14:val="none"/>
-        </w:rPr>
-        <w:t xml:space="preserve">целое число </w:t>
-      </w:r>
-      <w:r>
-        <w:rPr>
-          <w:rFonts w:eastAsia="Times New Roman" w:cs="Times New Roman"/>
-          <w:color w:val="0F1115"/>
-          <w:kern w:val="0"/>
-          <w:szCs w:val="28"/>
-          <w:lang w:val="en-US" w:eastAsia="ru-RU"/>
-          <w14:ligatures w14:val="none"/>
-        </w:rPr>
-        <w:t>int</w:t>
-      </w:r>
-      <w:r>
-        <w:rPr>
-          <w:rFonts w:eastAsia="Times New Roman" w:cs="Times New Roman"/>
-          <w:color w:val="0F1115"/>
-          <w:kern w:val="0"/>
-          <w:szCs w:val="28"/>
-          <w:lang w:eastAsia="ru-RU"/>
-          <w14:ligatures w14:val="none"/>
-        </w:rPr>
-        <w:t xml:space="preserve"> с возрастом</w:t>
-      </w:r>
-    </w:p>
-    <w:p>
-      <w:pPr>
-        <w:shd w:val="clear" w:color="auto" w:fill="FFFFFF"/>
-        <w:spacing w:after="0" w:line="360" w:lineRule="auto"/>
-        <w:ind w:firstLine="709"/>
-        <w:jc w:val="both"/>
-        <w:rPr>
-          <w:rFonts w:eastAsia="Times New Roman" w:cs="Times New Roman"/>
-          <w:color w:val="0F1115"/>
-          <w:kern w:val="0"/>
-          <w:szCs w:val="28"/>
-          <w:lang w:eastAsia="ru-RU"/>
-          <w14:ligatures w14:val="none"/>
-        </w:rPr>
-      </w:pPr>
-      <w:r>
-        <w:rPr>
-          <w:rFonts w:eastAsia="Times New Roman" w:cs="Times New Roman"/>
-          <w:color w:val="0F1115"/>
-          <w:kern w:val="0"/>
-          <w:szCs w:val="28"/>
-          <w:u w:val="single"/>
-          <w:lang w:val="en-US" w:eastAsia="ru-RU"/>
-          <w14:ligatures w14:val="none"/>
-        </w:rPr>
-        <w:t>Me</w:t>
-      </w:r>
-      <w:proofErr w:type="spellStart"/>
-      <w:r>
-        <w:rPr>
-          <w:rFonts w:eastAsia="Times New Roman" w:cs="Times New Roman"/>
-          <w:color w:val="0F1115"/>
-          <w:kern w:val="0"/>
-          <w:szCs w:val="28"/>
-          <w:u w:val="single"/>
-          <w:lang w:eastAsia="ru-RU"/>
-          <w14:ligatures w14:val="none"/>
-        </w:rPr>
-        <w:t>тод</w:t>
-      </w:r>
-      <w:proofErr w:type="spellEnd"/>
-      <w:r>
-        <w:rPr>
-          <w:rFonts w:eastAsia="Times New Roman" w:cs="Times New Roman"/>
-          <w:color w:val="0F1115"/>
-          <w:kern w:val="0"/>
-          <w:szCs w:val="28"/>
-          <w:lang w:eastAsia="ru-RU"/>
-          <w14:ligatures w14:val="none"/>
-        </w:rPr>
-        <w:t xml:space="preserve"> </w:t>
-      </w:r>
-      <w:proofErr w:type="spellStart"/>
-      <w:r>
-        <w:rPr>
-          <w:rFonts w:eastAsia="Times New Roman" w:cs="Times New Roman"/>
-          <w:color w:val="0F1115"/>
-          <w:kern w:val="0"/>
-          <w:szCs w:val="28"/>
-          <w:lang w:eastAsia="ru-RU"/>
-          <w14:ligatures w14:val="none"/>
-        </w:rPr>
-        <w:t>GetFullName</w:t>
-      </w:r>
-      <w:proofErr w:type="spellEnd"/>
-      <w:r>
-        <w:rPr>
-          <w:rFonts w:eastAsia="Times New Roman" w:cs="Times New Roman"/>
-          <w:color w:val="0F1115"/>
-          <w:kern w:val="0"/>
-          <w:szCs w:val="28"/>
-          <w:lang w:eastAsia="ru-RU"/>
-          <w14:ligatures w14:val="none"/>
-        </w:rPr>
-        <w:t xml:space="preserve">() </w:t>
-      </w:r>
-    </w:p>
-    <w:p>
-      <w:pPr>
-        <w:shd w:val="clear" w:color="auto" w:fill="FFFFFF"/>
-        <w:spacing w:after="0" w:line="360" w:lineRule="auto"/>
-        <w:ind w:firstLine="709"/>
-        <w:jc w:val="both"/>
-        <w:rPr>
-          <w:rFonts w:eastAsia="Times New Roman" w:cs="Times New Roman"/>
-          <w:color w:val="0F1115"/>
-          <w:kern w:val="0"/>
-          <w:szCs w:val="28"/>
-          <w:lang w:eastAsia="ru-RU"/>
-          <w14:ligatures w14:val="none"/>
-        </w:rPr>
-      </w:pPr>
-      <w:r>
-        <w:rPr>
-          <w:rFonts w:eastAsia="Times New Roman" w:cs="Times New Roman"/>
-          <w:color w:val="0F1115"/>
-          <w:kern w:val="0"/>
-          <w:szCs w:val="28"/>
-          <w:lang w:eastAsia="ru-RU"/>
-          <w14:ligatures w14:val="none"/>
-        </w:rPr>
-        <w:t>Задача</w:t>
-      </w:r>
-      <w:proofErr w:type="gramStart"/>
-      <w:r>
-        <w:rPr>
-          <w:rFonts w:eastAsia="Times New Roman" w:cs="Times New Roman"/>
-          <w:color w:val="0F1115"/>
-          <w:kern w:val="0"/>
-          <w:szCs w:val="28"/>
-          <w:lang w:eastAsia="ru-RU"/>
-          <w14:ligatures w14:val="none"/>
-        </w:rPr>
-        <w:t>: Вернуть</w:t>
-      </w:r>
-      <w:proofErr w:type="gramEnd"/>
-      <w:r>
-        <w:rPr>
-          <w:rFonts w:eastAsia="Times New Roman" w:cs="Times New Roman"/>
-          <w:color w:val="0F1115"/>
-          <w:kern w:val="0"/>
-          <w:szCs w:val="28"/>
-          <w:lang w:eastAsia="ru-RU"/>
-          <w14:ligatures w14:val="none"/>
-        </w:rPr>
-        <w:t xml:space="preserve"> </w:t>
-      </w:r>
-      <w:r>
-        <w:rPr>
-          <w:rFonts w:eastAsia="Times New Roman" w:cs="Times New Roman"/>
-          <w:color w:val="0F1115"/>
-          <w:kern w:val="0"/>
-          <w:szCs w:val="28"/>
-          <w:lang w:eastAsia="ru-RU"/>
-          <w14:ligatures w14:val="none"/>
-        </w:rPr>
-        <w:t>полное имя</w:t>
-      </w:r>
-      <w:r>
-        <w:rPr>
-          <w:rFonts w:eastAsia="Times New Roman" w:cs="Times New Roman"/>
-          <w:color w:val="0F1115"/>
-          <w:kern w:val="0"/>
-          <w:szCs w:val="28"/>
-          <w:lang w:eastAsia="ru-RU"/>
-          <w14:ligatures w14:val="none"/>
-        </w:rPr>
-        <w:t xml:space="preserve"> конкретного студента</w:t>
-      </w:r>
-    </w:p>
-    <w:p>
-      <w:pPr>
-        <w:shd w:val="clear" w:color="auto" w:fill="FFFFFF"/>
-        <w:spacing w:after="0" w:line="360" w:lineRule="auto"/>
-        <w:ind w:firstLine="709"/>
-        <w:jc w:val="both"/>
-        <w:rPr>
-          <w:rFonts w:eastAsia="Times New Roman" w:cs="Times New Roman"/>
-          <w:color w:val="0F1115"/>
-          <w:kern w:val="0"/>
-          <w:szCs w:val="28"/>
-          <w:lang w:eastAsia="ru-RU"/>
-          <w14:ligatures w14:val="none"/>
-        </w:rPr>
-      </w:pPr>
-      <w:r>
-        <w:rPr>
-          <w:rFonts w:eastAsia="Times New Roman" w:cs="Times New Roman"/>
-          <w:color w:val="0F1115"/>
-          <w:kern w:val="0"/>
-          <w:szCs w:val="28"/>
-          <w:lang w:eastAsia="ru-RU"/>
-          <w14:ligatures w14:val="none"/>
-        </w:rPr>
-        <w:t>Входные данные: нет</w:t>
-      </w:r>
-    </w:p>
-    <w:p>
-      <w:pPr>
-        <w:shd w:val="clear" w:color="auto" w:fill="FFFFFF"/>
-        <w:spacing w:after="0" w:line="360" w:lineRule="auto"/>
-        <w:ind w:firstLine="709"/>
-        <w:jc w:val="both"/>
-        <w:rPr>
-          <w:rFonts w:eastAsia="Times New Roman" w:cs="Times New Roman"/>
-          <w:color w:val="0F1115"/>
-          <w:kern w:val="0"/>
-          <w:szCs w:val="28"/>
-          <w:lang w:eastAsia="ru-RU"/>
-          <w14:ligatures w14:val="none"/>
-        </w:rPr>
-      </w:pPr>
-      <w:r>
-        <w:rPr>
-          <w:rFonts w:eastAsia="Times New Roman" w:cs="Times New Roman"/>
-          <w:color w:val="0F1115"/>
-          <w:kern w:val="0"/>
-          <w:szCs w:val="28"/>
-          <w:lang w:eastAsia="ru-RU"/>
-          <w14:ligatures w14:val="none"/>
-        </w:rPr>
-        <w:t xml:space="preserve">Выходные данные: </w:t>
-      </w:r>
-      <w:r>
-        <w:rPr>
-          <w:rFonts w:eastAsia="Times New Roman" w:cs="Times New Roman"/>
-          <w:color w:val="0F1115"/>
-          <w:kern w:val="0"/>
-          <w:szCs w:val="28"/>
-          <w:lang w:eastAsia="ru-RU"/>
-          <w14:ligatures w14:val="none"/>
-        </w:rPr>
-        <w:t xml:space="preserve">строка </w:t>
-      </w:r>
-      <w:r>
-        <w:rPr>
-          <w:rFonts w:eastAsia="Times New Roman" w:cs="Times New Roman"/>
-          <w:color w:val="0F1115"/>
-          <w:kern w:val="0"/>
-          <w:szCs w:val="28"/>
-          <w:lang w:val="en-US" w:eastAsia="ru-RU"/>
-          <w14:ligatures w14:val="none"/>
-        </w:rPr>
-        <w:t>string</w:t>
-      </w:r>
-      <w:r>
-        <w:rPr>
-          <w:rFonts w:eastAsia="Times New Roman" w:cs="Times New Roman"/>
-          <w:color w:val="0F1115"/>
-          <w:kern w:val="0"/>
-          <w:szCs w:val="28"/>
-          <w:lang w:eastAsia="ru-RU"/>
-          <w14:ligatures w14:val="none"/>
-        </w:rPr>
         <w:t xml:space="preserve"> в формате имя фамилия</w:t>
       </w:r>
     </w:p>
@@ -2093,22 +1829,7 @@
           <w:rFonts w:cs="Times New Roman"/>
           <w:szCs w:val="28"/>
         </w:rPr>
-        <w:t>Название класса</w:t>
-      </w:r>
-      <w:r>
-        <w:rPr>
-          <w:rFonts w:cs="Times New Roman"/>
-          <w:szCs w:val="28"/>
-          <w:lang w:val="en-US"/>
-        </w:rPr>
-        <w:t>:</w:t>
-      </w:r>
-      <w:r>
-        <w:rPr>
-          <w:rFonts w:cs="Times New Roman"/>
-          <w:szCs w:val="28"/>
-        </w:rPr>
-        <w:t xml:space="preserve"> </w:t>
+        <w:t xml:space="preserve">Название класса: </w:t>
       </w:r>
       <w:proofErr w:type="spellStart"/>
       <w:r>
@@ -2219,6 +1940,7 @@
           <w14:ligatures w14:val="none"/>
         </w:rPr>
       </w:pPr>
+      <w:proofErr w:type="gramStart"/>
       <w:r>
         <w:rPr>
           <w:rFonts w:eastAsia="Times New Roman" w:cs="Times New Roman"/>
@@ -2230,6 +1952,7 @@
         </w:rPr>
         <w:t>public</w:t>
       </w:r>
+      <w:proofErr w:type="gramEnd"/>
       <w:r>
         <w:rPr>
           <w:rFonts w:eastAsia="Times New Roman" w:cs="Times New Roman"/>
@@ -2351,18 +2074,7 @@
           <w:lang w:eastAsia="ru-RU"/>
           <w14:ligatures w14:val="none"/>
         </w:rPr>
-        <w:t>_</w:t>
-      </w:r>
-      <w:r>
-        <w:rPr>
-          <w:rFonts w:eastAsia="Times New Roman" w:cs="Times New Roman"/>
-          <w:color w:val="0F1115"/>
-          <w:kern w:val="0"/>
-          <w:szCs w:val="28"/>
-          <w:lang w:eastAsia="ru-RU"/>
-          <w14:ligatures w14:val="none"/>
-        </w:rPr>
-        <w:t>;</w:t>
+        <w:t>_;</w:t>
       </w:r>
       <w:r>
         <w:rPr>
@@ -2398,7 +2110,7 @@
           <w:color w:val="0F1115"/>
           <w:kern w:val="0"/>
           <w:szCs w:val="28"/>
-          <w:lang w:eastAsia="ru-RU"/>
+          <w:lang w:val="en-US" w:eastAsia="ru-RU"/>
           <w14:ligatures w14:val="none"/>
         </w:rPr>
       </w:pPr>
@@ -2423,19 +2135,206 @@
           <w:lang w:val="en-US" w:eastAsia="ru-RU"/>
           <w14:ligatures w14:val="none"/>
         </w:rPr>
+        <w:t xml:space="preserve"> public List&lt;Student&gt; </w:t>
+      </w:r>
+      <w:proofErr w:type="spellStart"/>
+      <w:proofErr w:type="gramStart"/>
+      <w:r>
+        <w:rPr>
+          <w:rFonts w:eastAsia="Times New Roman" w:cs="Times New Roman"/>
+          <w:color w:val="0F1115"/>
+          <w:kern w:val="0"/>
+          <w:szCs w:val="28"/>
+          <w:lang w:val="en-US" w:eastAsia="ru-RU"/>
+          <w14:ligatures w14:val="none"/>
+        </w:rPr>
+        <w:t>studentGroupRequest</w:t>
+      </w:r>
+      <w:proofErr w:type="spellEnd"/>
+      <w:r>
+        <w:rPr>
+          <w:rFonts w:eastAsia="Times New Roman" w:cs="Times New Roman"/>
+          <w:color w:val="0F1115"/>
+          <w:kern w:val="0"/>
+          <w:szCs w:val="28"/>
+          <w:lang w:val="en-US" w:eastAsia="ru-RU"/>
+          <w14:ligatures w14:val="none"/>
+        </w:rPr>
+        <w:t>(</w:t>
+      </w:r>
+      <w:proofErr w:type="gramEnd"/>
+      <w:r>
+        <w:rPr>
+          <w:rFonts w:eastAsia="Times New Roman" w:cs="Times New Roman"/>
+          <w:color w:val="0F1115"/>
+          <w:kern w:val="0"/>
+          <w:szCs w:val="28"/>
+          <w:lang w:val="en-US" w:eastAsia="ru-RU"/>
+          <w14:ligatures w14:val="none"/>
+        </w:rPr>
+        <w:t xml:space="preserve">string </w:t>
+      </w:r>
+      <w:proofErr w:type="spellStart"/>
+      <w:r>
+        <w:rPr>
+          <w:rFonts w:eastAsia="Times New Roman" w:cs="Times New Roman"/>
+          <w:color w:val="0F1115"/>
+          <w:kern w:val="0"/>
+          <w:szCs w:val="28"/>
+          <w:lang w:val="en-US" w:eastAsia="ru-RU"/>
+          <w14:ligatures w14:val="none"/>
+        </w:rPr>
+        <w:t>groupName</w:t>
+      </w:r>
+      <w:proofErr w:type="spellEnd"/>
+      <w:r>
+        <w:rPr>
+          <w:rFonts w:eastAsia="Times New Roman" w:cs="Times New Roman"/>
+          <w:color w:val="0F1115"/>
+          <w:kern w:val="0"/>
+          <w:szCs w:val="28"/>
+          <w:lang w:val="en-US" w:eastAsia="ru-RU"/>
+          <w14:ligatures w14:val="none"/>
+        </w:rPr>
+        <w:t>)</w:t>
+      </w:r>
+    </w:p>
+    <w:p>
+      <w:pPr>
+        <w:shd w:val="clear" w:color="auto" w:fill="FFFFFF"/>
+        <w:spacing w:after="0" w:line="360" w:lineRule="auto"/>
+        <w:ind w:firstLine="709"/>
+        <w:jc w:val="both"/>
+        <w:rPr>
+          <w:rFonts w:eastAsia="Times New Roman" w:cs="Times New Roman"/>
+          <w:color w:val="0F1115"/>
+          <w:kern w:val="0"/>
+          <w:szCs w:val="28"/>
+          <w:lang w:eastAsia="ru-RU"/>
+          <w14:ligatures w14:val="none"/>
+        </w:rPr>
+      </w:pPr>
+      <w:r>
+        <w:rPr>
+          <w:rFonts w:eastAsia="Times New Roman" w:cs="Times New Roman"/>
+          <w:color w:val="0F1115"/>
+          <w:kern w:val="0"/>
+          <w:szCs w:val="28"/>
+          <w:lang w:eastAsia="ru-RU"/>
+          <w14:ligatures w14:val="none"/>
+        </w:rPr>
+        <w:t>Задача: Выполняет поиск группы по имени и возвращает список студентов. Найти в словаре </w:t>
+      </w:r>
+      <w:proofErr w:type="spellStart"/>
+      <w:r>
+        <w:rPr>
+          <w:rFonts w:eastAsia="Times New Roman" w:cs="Times New Roman"/>
+          <w:color w:val="0F1115"/>
+          <w:kern w:val="0"/>
+          <w:szCs w:val="28"/>
+          <w:lang w:eastAsia="ru-RU"/>
+          <w14:ligatures w14:val="none"/>
+        </w:rPr>
+        <w:t>allGroups</w:t>
+      </w:r>
+      <w:proofErr w:type="spellEnd"/>
+      <w:r>
+        <w:rPr>
+          <w:rFonts w:eastAsia="Times New Roman" w:cs="Times New Roman"/>
+          <w:color w:val="0F1115"/>
+          <w:kern w:val="0"/>
+          <w:szCs w:val="28"/>
+          <w:lang w:eastAsia="ru-RU"/>
+          <w14:ligatures w14:val="none"/>
+        </w:rPr>
+        <w:t>_ запись с ключом, соответствующим параметру </w:t>
+      </w:r>
+      <w:proofErr w:type="spellStart"/>
+      <w:r>
+        <w:rPr>
+          <w:rFonts w:eastAsia="Times New Roman" w:cs="Times New Roman"/>
+          <w:color w:val="0F1115"/>
+          <w:kern w:val="0"/>
+          <w:szCs w:val="28"/>
+          <w:lang w:eastAsia="ru-RU"/>
+          <w14:ligatures w14:val="none"/>
+        </w:rPr>
+        <w:t>groupName</w:t>
+      </w:r>
+      <w:proofErr w:type="spellEnd"/>
+      <w:r>
+        <w:rPr>
+          <w:rFonts w:eastAsia="Times New Roman" w:cs="Times New Roman"/>
+          <w:color w:val="0F1115"/>
+          <w:kern w:val="0"/>
+          <w:szCs w:val="28"/>
+          <w:lang w:eastAsia="ru-RU"/>
+          <w14:ligatures w14:val="none"/>
+        </w:rPr>
+        <w:t>, и вернуть связанный с ней список студентов. Если группа не найдена, возвращается пустой список.</w:t>
+      </w:r>
+    </w:p>
+    <w:p>
+      <w:pPr>
+        <w:shd w:val="clear" w:color="auto" w:fill="FFFFFF"/>
+        <w:spacing w:after="0" w:line="360" w:lineRule="auto"/>
+        <w:ind w:firstLine="709"/>
+        <w:jc w:val="both"/>
+        <w:rPr>
+          <w:rFonts w:eastAsia="Times New Roman" w:cs="Times New Roman"/>
+          <w:color w:val="0F1115"/>
+          <w:kern w:val="0"/>
+          <w:szCs w:val="28"/>
+          <w:lang w:eastAsia="ru-RU"/>
+          <w14:ligatures w14:val="none"/>
+        </w:rPr>
+      </w:pPr>
+      <w:r>
+        <w:rPr>
+          <w:rFonts w:eastAsia="Times New Roman" w:cs="Times New Roman"/>
+          <w:color w:val="0F1115"/>
+          <w:kern w:val="0"/>
+          <w:szCs w:val="28"/>
+          <w:lang w:eastAsia="ru-RU"/>
+          <w14:ligatures w14:val="none"/>
+        </w:rPr>
+        <w:t xml:space="preserve">Входные </w:t>
+      </w:r>
+      <w:proofErr w:type="gramStart"/>
+      <w:r>
+        <w:rPr>
+          <w:rFonts w:eastAsia="Times New Roman" w:cs="Times New Roman"/>
+          <w:color w:val="0F1115"/>
+          <w:kern w:val="0"/>
+          <w:szCs w:val="28"/>
+          <w:lang w:eastAsia="ru-RU"/>
+          <w14:ligatures w14:val="none"/>
+        </w:rPr>
+        <w:t xml:space="preserve">данные:  </w:t>
+      </w:r>
+      <w:r>
+        <w:rPr>
+          <w:rFonts w:eastAsia="Times New Roman" w:cs="Times New Roman"/>
+          <w:color w:val="0F1115"/>
+          <w:kern w:val="0"/>
+          <w:szCs w:val="28"/>
+          <w:lang w:val="en-US" w:eastAsia="ru-RU"/>
+          <w14:ligatures w14:val="none"/>
+        </w:rPr>
+        <w:t>string</w:t>
+      </w:r>
+      <w:proofErr w:type="gramEnd"/>
+      <w:r>
+        <w:rPr>
+          <w:rFonts w:eastAsia="Times New Roman" w:cs="Times New Roman"/>
+          <w:color w:val="0F1115"/>
+          <w:kern w:val="0"/>
+          <w:szCs w:val="28"/>
+          <w:lang w:eastAsia="ru-RU"/>
+          <w14:ligatures w14:val="none"/>
+        </w:rPr>
         <w:t xml:space="preserve"> </w:t>
       </w:r>
-      <w:r>
-        <w:rPr>
-          <w:rFonts w:eastAsia="Times New Roman" w:cs="Times New Roman"/>
-          <w:color w:val="0F1115"/>
-          <w:kern w:val="0"/>
-          <w:szCs w:val="28"/>
-          <w:lang w:val="en-US" w:eastAsia="ru-RU"/>
-          <w14:ligatures w14:val="none"/>
-        </w:rPr>
-        <w:t xml:space="preserve">public List&lt;Student&gt; </w:t>
-      </w:r>
       <w:proofErr w:type="spellStart"/>
       <w:r>
         <w:rPr>
@@ -2446,7 +2345,7 @@
           <w:lang w:val="en-US" w:eastAsia="ru-RU"/>
           <w14:ligatures w14:val="none"/>
         </w:rPr>
-        <w:t>studentGroupRequest</w:t>
+        <w:t>groupName</w:t>
       </w:r>
       <w:proofErr w:type="spellEnd"/>
       <w:r>
@@ -2455,235 +2354,6 @@
           <w:color w:val="0F1115"/>
           <w:kern w:val="0"/>
           <w:szCs w:val="28"/>
-          <w:lang w:val="en-US" w:eastAsia="ru-RU"/>
-          <w14:ligatures w14:val="none"/>
-        </w:rPr>
-        <w:t xml:space="preserve">(string </w:t>
-      </w:r>
-      <w:proofErr w:type="spellStart"/>
-      <w:r>
-        <w:rPr>
-          <w:rFonts w:eastAsia="Times New Roman" w:cs="Times New Roman"/>
-          <w:color w:val="0F1115"/>
-          <w:kern w:val="0"/>
-          <w:szCs w:val="28"/>
-          <w:lang w:val="en-US" w:eastAsia="ru-RU"/>
-          <w14:ligatures w14:val="none"/>
-        </w:rPr>
-        <w:t>groupName</w:t>
-      </w:r>
-      <w:proofErr w:type="spellEnd"/>
-      <w:r>
-        <w:rPr>
-          <w:rFonts w:eastAsia="Times New Roman" w:cs="Times New Roman"/>
-          <w:color w:val="0F1115"/>
-          <w:kern w:val="0"/>
-          <w:szCs w:val="28"/>
-          <w:lang w:val="en-US" w:eastAsia="ru-RU"/>
-          <w14:ligatures w14:val="none"/>
-        </w:rPr>
-        <w:t>)</w:t>
-      </w:r>
-    </w:p>
-    <w:p>
-      <w:pPr>
-        <w:shd w:val="clear" w:color="auto" w:fill="FFFFFF"/>
-        <w:spacing w:after="0" w:line="360" w:lineRule="auto"/>
-        <w:ind w:firstLine="709"/>
-        <w:jc w:val="both"/>
-        <w:rPr>
-          <w:rFonts w:eastAsia="Times New Roman" w:cs="Times New Roman"/>
-          <w:color w:val="0F1115"/>
-          <w:kern w:val="0"/>
-          <w:szCs w:val="28"/>
-          <w:lang w:val="en-US" w:eastAsia="ru-RU"/>
-          <w14:ligatures w14:val="none"/>
-        </w:rPr>
-      </w:pPr>
-      <w:r>
-        <w:rPr>
-          <w:rFonts w:eastAsia="Times New Roman" w:cs="Times New Roman"/>
-          <w:color w:val="0F1115"/>
-          <w:kern w:val="0"/>
-          <w:szCs w:val="28"/>
-          <w:lang w:eastAsia="ru-RU"/>
-          <w14:ligatures w14:val="none"/>
-        </w:rPr>
-        <w:t>Задача</w:t>
-      </w:r>
-      <w:proofErr w:type="gramStart"/>
-      <w:r>
-        <w:rPr>
-          <w:rFonts w:eastAsia="Times New Roman" w:cs="Times New Roman"/>
-          <w:color w:val="0F1115"/>
-          <w:kern w:val="0"/>
-          <w:szCs w:val="28"/>
-          <w:lang w:eastAsia="ru-RU"/>
-          <w14:ligatures w14:val="none"/>
-        </w:rPr>
-        <w:t xml:space="preserve">: </w:t>
-      </w:r>
-      <w:r>
-        <w:rPr>
-          <w:rFonts w:eastAsia="Times New Roman" w:cs="Times New Roman"/>
-          <w:color w:val="0F1115"/>
-          <w:kern w:val="0"/>
-          <w:szCs w:val="28"/>
-          <w:lang w:eastAsia="ru-RU"/>
-          <w14:ligatures w14:val="none"/>
-        </w:rPr>
-        <w:t>Выполняет</w:t>
-      </w:r>
-      <w:proofErr w:type="gramEnd"/>
-      <w:r>
-        <w:rPr>
-          <w:rFonts w:eastAsia="Times New Roman" w:cs="Times New Roman"/>
-          <w:color w:val="0F1115"/>
-          <w:kern w:val="0"/>
-          <w:szCs w:val="28"/>
-          <w:lang w:eastAsia="ru-RU"/>
-          <w14:ligatures w14:val="none"/>
-        </w:rPr>
-        <w:t xml:space="preserve"> поиск группы по имени и возвращает список студентов.</w:t>
-      </w:r>
-      <w:r>
-        <w:rPr>
-          <w:rFonts w:eastAsia="Times New Roman" w:cs="Times New Roman"/>
-          <w:color w:val="0F1115"/>
-          <w:kern w:val="0"/>
-          <w:szCs w:val="28"/>
-          <w:lang w:eastAsia="ru-RU"/>
-          <w14:ligatures w14:val="none"/>
-        </w:rPr>
-        <w:t xml:space="preserve"> </w:t>
-      </w:r>
-      <w:r>
-        <w:rPr>
-          <w:rFonts w:eastAsia="Times New Roman" w:cs="Times New Roman"/>
-          <w:color w:val="0F1115"/>
-          <w:kern w:val="0"/>
-          <w:szCs w:val="28"/>
-          <w:lang w:eastAsia="ru-RU"/>
-          <w14:ligatures w14:val="none"/>
-        </w:rPr>
-        <w:t>Найти в словаре </w:t>
-      </w:r>
-      <w:proofErr w:type="spellStart"/>
-      <w:r>
-        <w:rPr>
-          <w:rFonts w:eastAsia="Times New Roman" w:cs="Times New Roman"/>
-          <w:color w:val="0F1115"/>
-          <w:kern w:val="0"/>
-          <w:szCs w:val="28"/>
-          <w:lang w:eastAsia="ru-RU"/>
-          <w14:ligatures w14:val="none"/>
-        </w:rPr>
-        <w:t>allGroups</w:t>
-      </w:r>
-      <w:proofErr w:type="spellEnd"/>
-      <w:r>
-        <w:rPr>
-          <w:rFonts w:eastAsia="Times New Roman" w:cs="Times New Roman"/>
-          <w:color w:val="0F1115"/>
-          <w:kern w:val="0"/>
-          <w:szCs w:val="28"/>
-          <w:lang w:eastAsia="ru-RU"/>
-          <w14:ligatures w14:val="none"/>
-        </w:rPr>
-        <w:t>_ запись с ключом, соответствующим параметру </w:t>
-      </w:r>
-      <w:proofErr w:type="spellStart"/>
-      <w:r>
-        <w:rPr>
-          <w:rFonts w:eastAsia="Times New Roman" w:cs="Times New Roman"/>
-          <w:color w:val="0F1115"/>
-          <w:kern w:val="0"/>
-          <w:szCs w:val="28"/>
-          <w:lang w:eastAsia="ru-RU"/>
-          <w14:ligatures w14:val="none"/>
-        </w:rPr>
-        <w:t>groupName</w:t>
-      </w:r>
-      <w:proofErr w:type="spellEnd"/>
-      <w:r>
-        <w:rPr>
-          <w:rFonts w:eastAsia="Times New Roman" w:cs="Times New Roman"/>
-          <w:color w:val="0F1115"/>
-          <w:kern w:val="0"/>
-          <w:szCs w:val="28"/>
-          <w:lang w:eastAsia="ru-RU"/>
-          <w14:ligatures w14:val="none"/>
-        </w:rPr>
-        <w:t>, и вернуть связанный с ней список студентов. Если группа не найдена, возвращается пустой список.</w:t>
-      </w:r>
-    </w:p>
-    <w:p>
-      <w:pPr>
-        <w:shd w:val="clear" w:color="auto" w:fill="FFFFFF"/>
-        <w:spacing w:after="0" w:line="360" w:lineRule="auto"/>
-        <w:ind w:firstLine="709"/>
-        <w:jc w:val="both"/>
-        <w:rPr>
-          <w:rFonts w:eastAsia="Times New Roman" w:cs="Times New Roman"/>
-          <w:color w:val="0F1115"/>
-          <w:kern w:val="0"/>
-          <w:szCs w:val="28"/>
-          <w:lang w:eastAsia="ru-RU"/>
-          <w14:ligatures w14:val="none"/>
-        </w:rPr>
-      </w:pPr>
-      <w:r>
-        <w:rPr>
-          <w:rFonts w:eastAsia="Times New Roman" w:cs="Times New Roman"/>
-          <w:color w:val="0F1115"/>
-          <w:kern w:val="0"/>
-          <w:szCs w:val="28"/>
-          <w:lang w:eastAsia="ru-RU"/>
-          <w14:ligatures w14:val="none"/>
-        </w:rPr>
-        <w:t xml:space="preserve">Входные данные:  </w:t>
-      </w:r>
-      <w:r>
-        <w:rPr>
-          <w:rFonts w:eastAsia="Times New Roman" w:cs="Times New Roman"/>
-          <w:color w:val="0F1115"/>
-          <w:kern w:val="0"/>
-          <w:szCs w:val="28"/>
-          <w:lang w:val="en-US" w:eastAsia="ru-RU"/>
-          <w14:ligatures w14:val="none"/>
-        </w:rPr>
-        <w:t>string</w:t>
-      </w:r>
-      <w:r>
-        <w:rPr>
-          <w:rFonts w:eastAsia="Times New Roman" w:cs="Times New Roman"/>
-          <w:color w:val="0F1115"/>
-          <w:kern w:val="0"/>
-          <w:szCs w:val="28"/>
-          <w:lang w:eastAsia="ru-RU"/>
-          <w14:ligatures w14:val="none"/>
-        </w:rPr>
-        <w:t xml:space="preserve"> </w:t>
-      </w:r>
-      <w:proofErr w:type="spellStart"/>
-      <w:r>
-        <w:rPr>
-          <w:rFonts w:eastAsia="Times New Roman" w:cs="Times New Roman"/>
-          <w:color w:val="0F1115"/>
-          <w:kern w:val="0"/>
-          <w:szCs w:val="28"/>
-          <w:lang w:val="en-US" w:eastAsia="ru-RU"/>
-          <w14:ligatures w14:val="none"/>
-        </w:rPr>
-        <w:t>groupName</w:t>
-      </w:r>
-      <w:proofErr w:type="spellEnd"/>
-      <w:r>
-        <w:rPr>
-          <w:rFonts w:eastAsia="Times New Roman" w:cs="Times New Roman"/>
-          <w:color w:val="0F1115"/>
-          <w:kern w:val="0"/>
-          <w:szCs w:val="28"/>
           <w:lang w:eastAsia="ru-RU"/>
           <w14:ligatures w14:val="none"/>
         </w:rPr>
@@ -2714,20 +2384,7 @@
           <w:lang w:eastAsia="ru-RU"/>
           <w14:ligatures w14:val="none"/>
         </w:rPr>
-        <w:lastRenderedPageBreak/>
-        <w:t xml:space="preserve">Выходные данные: Список </w:t>
-      </w:r>
-      <w:proofErr w:type="gramStart"/>
-      <w:r>
-        <w:rPr>
-          <w:rFonts w:eastAsia="Times New Roman" w:cs="Times New Roman"/>
-          <w:color w:val="0F1115"/>
-          <w:kern w:val="0"/>
-          <w:szCs w:val="28"/>
-          <w:lang w:eastAsia="ru-RU"/>
-          <w14:ligatures w14:val="none"/>
-        </w:rPr>
-        <w:t>студентов (</w:t>
+        <w:t>Выходные данные: Список студентов (</w:t>
       </w:r>
       <w:r>
         <w:rPr>
@@ -2771,19 +2428,7 @@
           <w:lang w:eastAsia="ru-RU"/>
           <w14:ligatures w14:val="none"/>
         </w:rPr>
-        <w:t>&gt;)</w:t>
-      </w:r>
-      <w:proofErr w:type="gramEnd"/>
-      <w:r>
-        <w:rPr>
-          <w:rFonts w:eastAsia="Times New Roman" w:cs="Times New Roman"/>
-          <w:color w:val="0F1115"/>
-          <w:kern w:val="0"/>
-          <w:szCs w:val="28"/>
-          <w:lang w:eastAsia="ru-RU"/>
-          <w14:ligatures w14:val="none"/>
-        </w:rPr>
-        <w:t xml:space="preserve"> принадлежащий указанной группе.</w:t>
+        <w:t>&gt;) принадлежащий указанной группе.</w:t>
       </w:r>
     </w:p>
     <w:p>
@@ -2795,6 +2440,8 @@
         </w:numPr>
         <w:shd w:val="clear" w:color="auto" w:fill="FFFFFF"/>
         <w:spacing w:after="0" w:line="360" w:lineRule="auto"/>
+        <w:ind w:left="0" w:firstLine="709"/>
+        <w:contextualSpacing w:val="0"/>
         <w:jc w:val="both"/>
         <w:rPr>
           <w:rFonts w:eastAsia="Times New Roman" w:cs="Times New Roman"/>
@@ -2845,6 +2492,7 @@
           <w:lang w:eastAsia="ru-RU"/>
           <w14:ligatures w14:val="none"/>
         </w:rPr>
+        <w:lastRenderedPageBreak/>
         <w:t>Для проверки функциональности метода </w:t>
       </w:r>
       <w:proofErr w:type="spellStart"/>
@@ -2910,64 +2558,20 @@
           <w:color w:val="0F1115"/>
           <w:kern w:val="0"/>
           <w:szCs w:val="28"/>
-          <w:lang w:val="en-US" w:eastAsia="ru-RU"/>
-          <w14:ligatures w14:val="none"/>
-        </w:rPr>
-      </w:pPr>
-      <w:r>
-        <w:rPr>
-          <w:rFonts w:eastAsia="Times New Roman" w:cs="Times New Roman"/>
-          <w:color w:val="0F1115"/>
-          <w:kern w:val="0"/>
-          <w:szCs w:val="28"/>
-          <w:lang w:eastAsia="ru-RU"/>
-          <w14:ligatures w14:val="none"/>
-        </w:rPr>
-        <w:t>Создается</w:t>
-      </w:r>
-      <w:r>
-        <w:rPr>
-          <w:rFonts w:eastAsia="Times New Roman" w:cs="Times New Roman"/>
-          <w:color w:val="0F1115"/>
-          <w:kern w:val="0"/>
-          <w:szCs w:val="28"/>
-          <w:lang w:val="en-US" w:eastAsia="ru-RU"/>
-          <w14:ligatures w14:val="none"/>
-        </w:rPr>
-        <w:t xml:space="preserve"> </w:t>
-      </w:r>
-      <w:r>
-        <w:rPr>
-          <w:rFonts w:eastAsia="Times New Roman" w:cs="Times New Roman"/>
-          <w:color w:val="0F1115"/>
-          <w:kern w:val="0"/>
-          <w:szCs w:val="28"/>
-          <w:lang w:eastAsia="ru-RU"/>
-          <w14:ligatures w14:val="none"/>
-        </w:rPr>
-        <w:t>экземпляр</w:t>
-      </w:r>
-      <w:r>
-        <w:rPr>
-          <w:rFonts w:eastAsia="Times New Roman" w:cs="Times New Roman"/>
-          <w:color w:val="0F1115"/>
-          <w:kern w:val="0"/>
-          <w:szCs w:val="28"/>
-          <w:lang w:val="en-US" w:eastAsia="ru-RU"/>
-          <w14:ligatures w14:val="none"/>
-        </w:rPr>
-        <w:t xml:space="preserve"> </w:t>
-      </w:r>
-      <w:r>
-        <w:rPr>
-          <w:rFonts w:eastAsia="Times New Roman" w:cs="Times New Roman"/>
-          <w:color w:val="0F1115"/>
-          <w:kern w:val="0"/>
-          <w:szCs w:val="28"/>
-          <w:lang w:eastAsia="ru-RU"/>
-          <w14:ligatures w14:val="none"/>
-        </w:rPr>
-        <w:t>класса</w:t>
+          <w:lang w:eastAsia="ru-RU"/>
+          <w14:ligatures w14:val="none"/>
+        </w:rPr>
+      </w:pPr>
+      <w:r>
+        <w:rPr>
+          <w:rFonts w:eastAsia="Times New Roman" w:cs="Times New Roman"/>
+          <w:color w:val="0F1115"/>
+          <w:kern w:val="0"/>
+          <w:szCs w:val="28"/>
+          <w:lang w:eastAsia="ru-RU"/>
+          <w14:ligatures w14:val="none"/>
+        </w:rPr>
+        <w:t>Создается экземпляр класса</w:t>
       </w:r>
       <w:r>
         <w:rPr>
@@ -3002,7 +2606,40 @@
           <w:lang w:val="en-US" w:eastAsia="ru-RU"/>
           <w14:ligatures w14:val="none"/>
         </w:rPr>
-        <w:t> — institution.</w:t>
+        <w:t> </w:t>
+      </w:r>
+      <w:r>
+        <w:rPr>
+          <w:rFonts w:eastAsia="Times New Roman" w:cs="Times New Roman"/>
+          <w:color w:val="0F1115"/>
+          <w:kern w:val="0"/>
+          <w:szCs w:val="28"/>
+          <w:lang w:eastAsia="ru-RU"/>
+          <w14:ligatures w14:val="none"/>
+        </w:rPr>
+        <w:t>—</w:t>
+      </w:r>
+      <w:r>
+        <w:rPr>
+          <w:rFonts w:eastAsia="Times New Roman" w:cs="Times New Roman"/>
+          <w:color w:val="0F1115"/>
+          <w:kern w:val="0"/>
+          <w:szCs w:val="28"/>
+          <w:lang w:val="en-US" w:eastAsia="ru-RU"/>
+          <w14:ligatures w14:val="none"/>
+        </w:rPr>
+        <w:t> institution</w:t>
+      </w:r>
+      <w:r>
+        <w:rPr>
+          <w:rFonts w:eastAsia="Times New Roman" w:cs="Times New Roman"/>
+          <w:color w:val="0F1115"/>
+          <w:kern w:val="0"/>
+          <w:szCs w:val="28"/>
+          <w:lang w:eastAsia="ru-RU"/>
+          <w14:ligatures w14:val="none"/>
+        </w:rPr>
+        <w:t>.</w:t>
       </w:r>
     </w:p>
     <w:p>
@@ -3089,6 +2726,8 @@
         </w:numPr>
         <w:shd w:val="clear" w:color="auto" w:fill="FFFFFF"/>
         <w:spacing w:after="0" w:line="360" w:lineRule="auto"/>
+        <w:ind w:left="0" w:firstLine="709"/>
+        <w:contextualSpacing w:val="0"/>
         <w:jc w:val="both"/>
         <w:rPr>
           <w:rFonts w:eastAsia="Times New Roman" w:cs="Times New Roman"/>
@@ -3201,6 +2840,8 @@
         </w:numPr>
         <w:shd w:val="clear" w:color="auto" w:fill="FFFFFF"/>
         <w:spacing w:after="0" w:line="360" w:lineRule="auto"/>
+        <w:ind w:left="0" w:firstLine="709"/>
+        <w:contextualSpacing w:val="0"/>
         <w:jc w:val="both"/>
         <w:rPr>
           <w:rFonts w:eastAsia="Times New Roman" w:cs="Times New Roman"/>
@@ -3319,16 +2960,29 @@
           <w14:ligatures w14:val="none"/>
         </w:rPr>
       </w:pPr>
-      <w:r>
-        <w:rPr>
-          <w:rFonts w:eastAsia="Times New Roman" w:cs="Times New Roman"/>
-          <w:color w:val="0F1115"/>
-          <w:kern w:val="0"/>
-          <w:szCs w:val="28"/>
-          <w:lang w:eastAsia="ru-RU"/>
-          <w14:ligatures w14:val="none"/>
-        </w:rPr>
-        <w:t>Формируется  список </w:t>
+      <w:proofErr w:type="gramStart"/>
+      <w:r>
+        <w:rPr>
+          <w:rFonts w:eastAsia="Times New Roman" w:cs="Times New Roman"/>
+          <w:color w:val="0F1115"/>
+          <w:kern w:val="0"/>
+          <w:szCs w:val="28"/>
+          <w:lang w:eastAsia="ru-RU"/>
+          <w14:ligatures w14:val="none"/>
+        </w:rPr>
+        <w:t>Формируется  список</w:t>
+      </w:r>
+      <w:proofErr w:type="gramEnd"/>
+      <w:r>
+        <w:rPr>
+          <w:rFonts w:eastAsia="Times New Roman" w:cs="Times New Roman"/>
+          <w:color w:val="0F1115"/>
+          <w:kern w:val="0"/>
+          <w:szCs w:val="28"/>
+          <w:lang w:eastAsia="ru-RU"/>
+          <w14:ligatures w14:val="none"/>
+        </w:rPr>
+        <w:t> </w:t>
       </w:r>
       <w:proofErr w:type="spellStart"/>
       <w:r>
@@ -3419,6 +3073,7 @@
         <w:t>Выполняется тестируемый метод </w:t>
       </w:r>
       <w:proofErr w:type="spellStart"/>
+      <w:proofErr w:type="gramStart"/>
       <w:r>
         <w:rPr>
           <w:rFonts w:eastAsia="Times New Roman" w:cs="Times New Roman"/>
@@ -3431,6 +3086,7 @@
         <w:t>institution.studentGroupRequest</w:t>
       </w:r>
       <w:proofErr w:type="spellEnd"/>
+      <w:proofErr w:type="gramEnd"/>
       <w:r>
         <w:rPr>
           <w:rFonts w:eastAsia="Times New Roman" w:cs="Times New Roman"/>
@@ -3530,29 +3186,7 @@
           <w:lang w:eastAsia="ru-RU"/>
           <w14:ligatures w14:val="none"/>
         </w:rPr>
-        <w:t>Производится поэлементное сравнение полных имен студентов из</w:t>
-      </w:r>
-      <w:r>
-        <w:rPr>
-          <w:rFonts w:eastAsia="Times New Roman" w:cs="Times New Roman"/>
-          <w:color w:val="0F1115"/>
-          <w:kern w:val="0"/>
-          <w:szCs w:val="28"/>
-          <w:lang w:eastAsia="ru-RU"/>
-          <w14:ligatures w14:val="none"/>
-        </w:rPr>
-        <w:t xml:space="preserve"> </w:t>
-      </w:r>
-      <w:r>
-        <w:rPr>
-          <w:rFonts w:eastAsia="Times New Roman" w:cs="Times New Roman"/>
-          <w:color w:val="0F1115"/>
-          <w:kern w:val="0"/>
-          <w:szCs w:val="28"/>
-          <w:lang w:eastAsia="ru-RU"/>
-          <w14:ligatures w14:val="none"/>
-        </w:rPr>
-        <w:t>списка </w:t>
+        <w:t>Производится поэлементное сравнение полных имен студентов из списка </w:t>
       </w:r>
       <w:proofErr w:type="spellStart"/>
       <w:r>
@@ -3588,9 +3222,20 @@
           <w:lang w:eastAsia="ru-RU"/>
           <w14:ligatures w14:val="none"/>
         </w:rPr>
-        <w:t>result.</w:t>
+        <w:t>result</w:t>
       </w:r>
       <w:proofErr w:type="spellEnd"/>
+      <w:r>
+        <w:rPr>
+          <w:rFonts w:eastAsia="Times New Roman" w:cs="Times New Roman"/>
+          <w:color w:val="0F1115"/>
+          <w:kern w:val="0"/>
+          <w:szCs w:val="28"/>
+          <w:lang w:eastAsia="ru-RU"/>
+          <w14:ligatures w14:val="none"/>
+        </w:rPr>
+        <w:t>.</w:t>
+      </w:r>
     </w:p>
     <w:p>
       <w:pPr>
@@ -3650,6 +3295,7 @@
         <w:t>Метод </w:t>
       </w:r>
       <w:proofErr w:type="spellStart"/>
+      <w:proofErr w:type="gramStart"/>
       <w:r>
         <w:rPr>
           <w:rFonts w:eastAsia="Times New Roman" w:cs="Times New Roman"/>
@@ -3671,24 +3317,53 @@
           <w:lang w:eastAsia="ru-RU"/>
           <w14:ligatures w14:val="none"/>
         </w:rPr>
-        <w:t>("Группа 1") возвращает список, содержащий трех студентов.</w:t>
-      </w:r>
-    </w:p>
-    <w:p>
-      <w:pPr>
-        <w:shd w:val="clear" w:color="auto" w:fill="FFFFFF"/>
-        <w:spacing w:after="0" w:line="360" w:lineRule="auto"/>
-        <w:ind w:firstLine="709"/>
-        <w:jc w:val="both"/>
-        <w:rPr>
-          <w:rFonts w:eastAsia="Times New Roman" w:cs="Times New Roman"/>
-          <w:color w:val="0F1115"/>
-          <w:kern w:val="0"/>
-          <w:szCs w:val="28"/>
-          <w:lang w:eastAsia="ru-RU"/>
-          <w14:ligatures w14:val="none"/>
-        </w:rPr>
-      </w:pPr>
+        <w:t>(</w:t>
+      </w:r>
+      <w:proofErr w:type="gramEnd"/>
+      <w:r>
+        <w:rPr>
+          <w:rFonts w:eastAsia="Times New Roman" w:cs="Times New Roman"/>
+          <w:color w:val="0F1115"/>
+          <w:kern w:val="0"/>
+          <w:szCs w:val="28"/>
+          <w:lang w:eastAsia="ru-RU"/>
+          <w14:ligatures w14:val="none"/>
+        </w:rPr>
+        <w:t>"Группа 1") возвращает список, содержащий трех студентов.</w:t>
+      </w:r>
+      <w:r>
+        <w:rPr>
+          <w:rFonts w:eastAsia="Times New Roman" w:cs="Times New Roman"/>
+          <w:color w:val="0F1115"/>
+          <w:kern w:val="0"/>
+          <w:szCs w:val="28"/>
+          <w:lang w:eastAsia="ru-RU"/>
+          <w14:ligatures w14:val="none"/>
+        </w:rPr>
+        <w:t xml:space="preserve"> Полные имена студентов в возращенном списке должны полностью совпадать с полными именами студентов в эталонном списке </w:t>
+      </w:r>
+      <w:r>
+        <w:rPr>
+          <w:rFonts w:eastAsia="Times New Roman" w:cs="Times New Roman"/>
+          <w:color w:val="0F1115"/>
+          <w:kern w:val="0"/>
+          <w:szCs w:val="28"/>
+          <w:lang w:val="en-US" w:eastAsia="ru-RU"/>
+          <w14:ligatures w14:val="none"/>
+        </w:rPr>
+        <w:t>expected</w:t>
+      </w:r>
+      <w:r>
+        <w:rPr>
+          <w:rFonts w:eastAsia="Times New Roman" w:cs="Times New Roman"/>
+          <w:color w:val="0F1115"/>
+          <w:kern w:val="0"/>
+          <w:szCs w:val="28"/>
+          <w:lang w:eastAsia="ru-RU"/>
+          <w14:ligatures w14:val="none"/>
+        </w:rPr>
+        <w:t xml:space="preserve"> на всех позициях сравнения. Тест считается пройденным, </w:t>
+      </w:r>
       <w:r>
         <w:rPr>
           <w:rFonts w:eastAsia="Times New Roman" w:cs="Times New Roman"/>
@@ -3699,7 +3374,7 @@
           <w14:ligatures w14:val="none"/>
         </w:rPr>
         <w:lastRenderedPageBreak/>
-        <w:t>Полные имена студентов в возвращенном списке (</w:t>
+        <w:t xml:space="preserve">если с использованием </w:t>
       </w:r>
       <w:proofErr w:type="spellStart"/>
       <w:r>
@@ -3708,10 +3383,10 @@
           <w:color w:val="0F1115"/>
           <w:kern w:val="0"/>
           <w:szCs w:val="28"/>
-          <w:lang w:eastAsia="ru-RU"/>
-          <w14:ligatures w14:val="none"/>
-        </w:rPr>
-        <w:t>result</w:t>
+          <w:lang w:val="en-US" w:eastAsia="ru-RU"/>
+          <w14:ligatures w14:val="none"/>
+        </w:rPr>
+        <w:t>CollectionAssert</w:t>
       </w:r>
       <w:proofErr w:type="spellEnd"/>
       <w:r>
@@ -3723,56 +3398,37 @@
           <w:lang w:eastAsia="ru-RU"/>
           <w14:ligatures w14:val="none"/>
         </w:rPr>
-        <w:t>) совпадают с полными именами студентов в эталонном списке </w:t>
-      </w:r>
-      <w:proofErr w:type="spellStart"/>
-      <w:r>
-        <w:rPr>
-          <w:rFonts w:eastAsia="Times New Roman" w:cs="Times New Roman"/>
-          <w:color w:val="0F1115"/>
-          <w:kern w:val="0"/>
-          <w:szCs w:val="28"/>
-          <w:lang w:eastAsia="ru-RU"/>
-          <w14:ligatures w14:val="none"/>
-        </w:rPr>
-        <w:t>expected</w:t>
-      </w:r>
-      <w:proofErr w:type="spellEnd"/>
-      <w:r>
-        <w:rPr>
-          <w:rFonts w:eastAsia="Times New Roman" w:cs="Times New Roman"/>
-          <w:color w:val="0F1115"/>
-          <w:kern w:val="0"/>
-          <w:szCs w:val="28"/>
-          <w:lang w:eastAsia="ru-RU"/>
-          <w14:ligatures w14:val="none"/>
-        </w:rPr>
-        <w:t> на всех трех позициях сравнения. Тест считается пройденным, если все три сравнения (</w:t>
-      </w:r>
-      <w:proofErr w:type="spellStart"/>
-      <w:r>
-        <w:rPr>
-          <w:rFonts w:eastAsia="Times New Roman" w:cs="Times New Roman"/>
-          <w:color w:val="0F1115"/>
-          <w:kern w:val="0"/>
-          <w:szCs w:val="28"/>
-          <w:lang w:eastAsia="ru-RU"/>
-          <w14:ligatures w14:val="none"/>
-        </w:rPr>
-        <w:t>Assert.AreEqual</w:t>
-      </w:r>
-      <w:proofErr w:type="spellEnd"/>
-      <w:r>
-        <w:rPr>
-          <w:rFonts w:eastAsia="Times New Roman" w:cs="Times New Roman"/>
-          <w:color w:val="0F1115"/>
-          <w:kern w:val="0"/>
-          <w:szCs w:val="28"/>
-          <w:lang w:eastAsia="ru-RU"/>
-          <w14:ligatures w14:val="none"/>
-        </w:rPr>
-        <w:t>) успешны.</w:t>
-      </w:r>
+        <w:t xml:space="preserve"> все три сравнения успешны и список содержит именно Ивана Иванова, Петра Петрова и Марию Сидорову</w:t>
+      </w:r>
+      <w:bookmarkStart w:id="0" w:name="_GoBack"/>
+      <w:bookmarkEnd w:id="0"/>
+      <w:r>
+        <w:rPr>
+          <w:rFonts w:eastAsia="Times New Roman" w:cs="Times New Roman"/>
+          <w:color w:val="0F1115"/>
+          <w:kern w:val="0"/>
+          <w:szCs w:val="28"/>
+          <w:lang w:eastAsia="ru-RU"/>
+          <w14:ligatures w14:val="none"/>
+        </w:rPr>
+        <w:t>.</w:t>
+      </w:r>
+    </w:p>
+    <w:p>
+      <w:pPr>
+        <w:shd w:val="clear" w:color="auto" w:fill="FFFFFF"/>
+        <w:spacing w:after="0" w:line="360" w:lineRule="auto"/>
+        <w:ind w:firstLine="709"/>
+        <w:jc w:val="both"/>
+        <w:rPr>
+          <w:rFonts w:eastAsia="Times New Roman" w:cs="Times New Roman"/>
+          <w:color w:val="0F1115"/>
+          <w:kern w:val="0"/>
+          <w:szCs w:val="28"/>
+          <w:lang w:eastAsia="ru-RU"/>
+          <w14:ligatures w14:val="none"/>
+        </w:rPr>
+      </w:pPr>
     </w:p>
     <w:p>
       <w:pPr>
@@ -3897,7 +3553,7 @@
 </file>
 
 <file path=word/numbering.xml><?xml version="1.0" encoding="utf-8"?>
-<w:numbering xmlns:wpc="http://schemas.microsoft.com/office/word/2010/wordprocessingCanvas" xmlns:cx="http://schemas.microsoft.com/office/drawing/2014/chartex" xmlns:cx1="http://schemas.microsoft.com/office/drawing/2015/9/8/chartex" xmlns:cx2="http://schemas.microsoft.com/office/drawing/2015/10/21/chartex" xmlns:cx3="http://schemas.microsoft.com/office/drawing/2016/5/9/chartex" xmlns:cx4="http://schemas.microsoft.com/office/drawing/2016/5/10/chartex" xmlns:cx5="http://schemas.microsoft.com/office/drawing/2016/5/11/chartex" xmlns:cx6="http://schemas.microsoft.com/office/drawing/2016/5/12/chartex" xmlns:cx7="http://schemas.microsoft.com/office/drawing/2016/5/13/chartex" xmlns:cx8="http://schemas.microsoft.com/office/drawing/2016/5/14/chartex" xmlns:mc="http://schemas.openxmlformats.org/markup-compatibility/2006" xmlns:aink="http://schemas.microsoft.com/office/drawing/2016/ink" xmlns:am3d="http://schemas.microsoft.com/office/drawing/2017/model3d" xmlns:o="urn:schemas-microsoft-com:office:office" xmlns:oel="http://schemas.microsoft.com/office/2019/extlst" xmlns:r="http://schemas.openxmlformats.org/officeDocument/2006/relationships" xmlns:m="http://schemas.openxmlformats.org/officeDocument/2006/math" xmlns:v="urn:schemas-microsoft-com:vml" xmlns:wp14="http://schemas.microsoft.com/office/word/2010/wordprocessingDrawing" xmlns:wp="http://schemas.openxmlformats.org/drawingml/2006/wordprocessingDrawing" xmlns:w10="urn:schemas-microsoft-com:office:word" xmlns:w="http://schemas.openxmlformats.org/wordprocessingml/2006/main" xmlns:w14="http://schemas.microsoft.com/office/word/2010/wordml" xmlns:w15="http://schemas.microsoft.com/office/word/2012/wordml" xmlns:w16cex="http://schemas.microsoft.com/office/word/2018/wordml/cex" xmlns:w16cid="http://schemas.microsoft.com/office/word/2016/wordml/cid" xmlns:w16="http://schemas.microsoft.com/office/word/2018/wordml" xmlns:w16du="http://schemas.microsoft.com/office/word/2023/wordml/word16du" xmlns:w16sdtdh="http://schemas.microsoft.com/office/word/2020/wordml/sdtdatahash" xmlns:w16sdtfl="http://schemas.microsoft.com/office/word/2024/wordml/sdtformatlock" xmlns:w16se="http://schemas.microsoft.com/office/word/2015/wordml/symex" xmlns:wpg="http://schemas.microsoft.com/office/word/2010/wordprocessingGroup" xmlns:wpi="http://schemas.microsoft.com/office/word/2010/wordprocessingInk" xmlns:wne="http://schemas.microsoft.com/office/word/2006/wordml" xmlns:wps="http://schemas.microsoft.com/office/word/2010/wordprocessingShape" mc:Ignorable="w14 w15 w16se w16cid w16 w16cex w16sdtdh w16sdtfl w16du wp14">
+<w:numbering xmlns:wpc="http://schemas.microsoft.com/office/word/2010/wordprocessingCanvas" xmlns:cx="http://schemas.microsoft.com/office/drawing/2014/chartex" xmlns:cx1="http://schemas.microsoft.com/office/drawing/2015/9/8/chartex" xmlns:mc="http://schemas.openxmlformats.org/markup-compatibility/2006" xmlns:o="urn:schemas-microsoft-com:office:office" xmlns:r="http://schemas.openxmlformats.org/officeDocument/2006/relationships" xmlns:m="http://schemas.openxmlformats.org/officeDocument/2006/math" xmlns:v="urn:schemas-microsoft-com:vml" xmlns:wp14="http://schemas.microsoft.com/office/word/2010/wordprocessingDrawing" xmlns:wp="http://schemas.openxmlformats.org/drawingml/2006/wordprocessingDrawing" xmlns:w10="urn:schemas-microsoft-com:office:word" xmlns:w="http://schemas.openxmlformats.org/wordprocessingml/2006/main" xmlns:w14="http://schemas.microsoft.com/office/word/2010/wordml" xmlns:w15="http://schemas.microsoft.com/office/word/2012/wordml" xmlns:w16se="http://schemas.microsoft.com/office/word/2015/wordml/symex" xmlns:wpg="http://schemas.microsoft.com/office/word/2010/wordprocessingGroup" xmlns:wpi="http://schemas.microsoft.com/office/word/2010/wordprocessingInk" xmlns:wne="http://schemas.microsoft.com/office/word/2006/wordml" xmlns:wps="http://schemas.microsoft.com/office/word/2010/wordprocessingShape" mc:Ignorable="w14 w15 w16se wp14">
   <w:abstractNum w:abstractNumId="0" w15:restartNumberingAfterBreak="0">
     <w:nsid w:val="041970ED"/>
     <w:multiLevelType w:val="hybridMultilevel"/>
@@ -4866,28 +4522,28 @@
       </w:pPr>
     </w:lvl>
   </w:abstractNum>
-  <w:num w:numId="1" w16cid:durableId="142893035">
+  <w:num w:numId="1">
     <w:abstractNumId w:val="2"/>
   </w:num>
-  <w:num w:numId="2" w16cid:durableId="1672445202">
+  <w:num w:numId="2">
     <w:abstractNumId w:val="8"/>
   </w:num>
-  <w:num w:numId="3" w16cid:durableId="466317199">
+  <w:num w:numId="3">
     <w:abstractNumId w:val="7"/>
   </w:num>
-  <w:num w:numId="4" w16cid:durableId="243995903">
+  <w:num w:numId="4">
     <w:abstractNumId w:val="5"/>
   </w:num>
-  <w:num w:numId="5" w16cid:durableId="2007318707">
+  <w:num w:numId="5">
     <w:abstractNumId w:val="1"/>
   </w:num>
-  <w:num w:numId="6" w16cid:durableId="1455171573">
+  <w:num w:numId="6">
     <w:abstractNumId w:val="1"/>
     <w:lvlOverride w:ilvl="1">
       <w:startOverride w:val="1"/>
     </w:lvlOverride>
   </w:num>
-  <w:num w:numId="7" w16cid:durableId="1412001929">
+  <w:num w:numId="7">
     <w:abstractNumId w:val="1"/>
     <w:lvlOverride w:ilvl="1">
       <w:lvl w:ilvl="1">
@@ -4907,23 +4563,23 @@
       </w:lvl>
     </w:lvlOverride>
   </w:num>
-  <w:num w:numId="8" w16cid:durableId="713890459">
+  <w:num w:numId="8">
     <w:abstractNumId w:val="6"/>
   </w:num>
-  <w:num w:numId="9" w16cid:durableId="1126192671">
+  <w:num w:numId="9">
     <w:abstractNumId w:val="3"/>
   </w:num>
-  <w:num w:numId="10" w16cid:durableId="120273076">
+  <w:num w:numId="10">
     <w:abstractNumId w:val="0"/>
   </w:num>
-  <w:num w:numId="11" w16cid:durableId="1604142275">
+  <w:num w:numId="11">
     <w:abstractNumId w:val="4"/>
   </w:num>
 </w:numbering>
 </file>
 
 <file path=word/styles.xml><?xml version="1.0" encoding="utf-8"?>
-<w:styles xmlns:mc="http://schemas.openxmlformats.org/markup-compatibility/2006" xmlns:r="http://schemas.openxmlformats.org/officeDocument/2006/relationships" xmlns:w="http://schemas.openxmlformats.org/wordprocessingml/2006/main" xmlns:w14="http://schemas.microsoft.com/office/word/2010/wordml" xmlns:w15="http://schemas.microsoft.com/office/word/2012/wordml" xmlns:w16cex="http://schemas.microsoft.com/office/word/2018/wordml/cex" xmlns:w16cid="http://schemas.microsoft.com/office/word/2016/wordml/cid" xmlns:w16="http://schemas.microsoft.com/office/word/2018/wordml" xmlns:w16du="http://schemas.microsoft.com/office/word/2023/wordml/word16du" xmlns:w16sdtdh="http://schemas.microsoft.com/office/word/2020/wordml/sdtdatahash" xmlns:w16sdtfl="http://schemas.microsoft.com/office/word/2024/wordml/sdtformatlock" xmlns:w16se="http://schemas.microsoft.com/office/word/2015/wordml/symex" mc:Ignorable="w14 w15 w16se w16cid w16 w16cex w16sdtdh w16sdtfl w16du">
+<w:styles xmlns:mc="http://schemas.openxmlformats.org/markup-compatibility/2006" xmlns:r="http://schemas.openxmlformats.org/officeDocument/2006/relationships" xmlns:w="http://schemas.openxmlformats.org/wordprocessingml/2006/main" xmlns:w14="http://schemas.microsoft.com/office/word/2010/wordml" xmlns:w15="http://schemas.microsoft.com/office/word/2012/wordml" xmlns:w16se="http://schemas.microsoft.com/office/word/2015/wordml/symex" mc:Ignorable="w14 w15 w16se">
   <w:docDefaults>
     <w:rPrDefault>
       <w:rPr>
@@ -4941,7 +4597,7 @@
       </w:pPr>
     </w:pPrDefault>
   </w:docDefaults>
-  <w:latentStyles w:defLockedState="0" w:defUIPriority="99" w:defSemiHidden="0" w:defUnhideWhenUsed="0" w:defQFormat="0" w:count="376">
+  <w:latentStyles w:defLockedState="0" w:defUIPriority="99" w:defSemiHidden="0" w:defUnhideWhenUsed="0" w:defQFormat="0" w:count="371">
     <w:lsdException w:name="Normal" w:uiPriority="0" w:qFormat="1"/>
     <w:lsdException w:name="heading 1" w:uiPriority="9" w:qFormat="1"/>
     <w:lsdException w:name="heading 2" w:semiHidden="1" w:uiPriority="9" w:unhideWhenUsed="1" w:qFormat="1"/>
@@ -5313,11 +4969,6 @@
     <w:lsdException w:name="List Table 5 Dark Accent 6" w:uiPriority="50"/>
     <w:lsdException w:name="List Table 6 Colorful Accent 6" w:uiPriority="51"/>
     <w:lsdException w:name="List Table 7 Colorful Accent 6" w:uiPriority="52"/>
-    <w:lsdException w:name="Mention" w:semiHidden="1" w:unhideWhenUsed="1"/>
-    <w:lsdException w:name="Smart Hyperlink" w:semiHidden="1" w:unhideWhenUsed="1"/>
-    <w:lsdException w:name="Hashtag" w:semiHidden="1" w:unhideWhenUsed="1"/>
-    <w:lsdException w:name="Unresolved Mention" w:semiHidden="1" w:unhideWhenUsed="1"/>
-    <w:lsdException w:name="Smart Link" w:semiHidden="1" w:unhideWhenUsed="1"/>
   </w:latentStyles>
   <w:style w:type="paragraph" w:default="1" w:styleId="a">
     <w:name w:val="Normal"/>
@@ -5530,6 +5181,7 @@
   <w:style w:type="character" w:default="1" w:styleId="a0">
     <w:name w:val="Default Paragraph Font"/>
     <w:uiPriority w:val="1"/>
+    <w:semiHidden/>
     <w:unhideWhenUsed/>
   </w:style>
   <w:style w:type="table" w:default="1" w:styleId="a1">
